--- a/Fundamental_Programming_Assignment_01.docx
+++ b/Fundamental_Programming_Assignment_01.docx
@@ -2,8 +2,6 @@
 <file path=word/document.xml><?xml version="1.0" encoding="utf-8"?>
 <w:document xmlns:wpc="http://schemas.microsoft.com/office/word/2010/wordprocessingCanvas" xmlns:mc="http://schemas.openxmlformats.org/markup-compatibility/2006" xmlns:o="urn:schemas-microsoft-com:office:office" xmlns:r="http://schemas.openxmlformats.org/officeDocument/2006/relationships" xmlns:m="http://schemas.openxmlformats.org/officeDocument/2006/math" xmlns:v="urn:schemas-microsoft-com:vml" xmlns:wp14="http://schemas.microsoft.com/office/word/2010/wordprocessingDrawing" xmlns:wp="http://schemas.openxmlformats.org/drawingml/2006/wordprocessingDrawing" xmlns:w10="urn:schemas-microsoft-com:office:word" xmlns:w="http://schemas.openxmlformats.org/wordprocessingml/2006/main" xmlns:w14="http://schemas.microsoft.com/office/word/2010/wordml" xmlns:w15="http://schemas.microsoft.com/office/word/2012/wordml" xmlns:wpg="http://schemas.microsoft.com/office/word/2010/wordprocessingGroup" xmlns:wpi="http://schemas.microsoft.com/office/word/2010/wordprocessingInk" xmlns:wne="http://schemas.microsoft.com/office/word/2006/wordml" xmlns:wps="http://schemas.microsoft.com/office/word/2010/wordprocessingShape" mc:Ignorable="w14 w15 wp14">
   <w:body>
-    <w:bookmarkStart w:id="0" w:name="_GoBack" w:displacedByCustomXml="next"/>
-    <w:bookmarkEnd w:id="0" w:displacedByCustomXml="next"/>
     <w:sdt>
       <w:sdtPr>
         <w:id w:val="700595985"/>
@@ -29,7 +27,7 @@
             <mc:AlternateContent>
               <mc:Choice Requires="wpg">
                 <w:drawing>
-                  <wp:anchor distT="0" distB="0" distL="114300" distR="114300" simplePos="0" relativeHeight="251662336" behindDoc="0" locked="0" layoutInCell="1" allowOverlap="1" wp14:anchorId="043F5DFD" wp14:editId="0E056E8E">
+                  <wp:anchor distT="0" distB="0" distL="114300" distR="114300" simplePos="0" relativeHeight="251662336" behindDoc="0" locked="0" layoutInCell="1" allowOverlap="1" wp14:anchorId="6A30B038" wp14:editId="68E55512">
                     <wp:simplePos x="0" y="0"/>
                     <wp:positionH relativeFrom="margin">
                       <wp:posOffset>-91439</wp:posOffset>
@@ -302,7 +300,7 @@
             <mc:AlternateContent>
               <mc:Choice Requires="wps">
                 <w:drawing>
-                  <wp:anchor distT="0" distB="0" distL="114300" distR="114300" simplePos="0" relativeHeight="251666432" behindDoc="0" locked="0" layoutInCell="1" allowOverlap="1" wp14:anchorId="016F078B" wp14:editId="1B811DB0">
+                  <wp:anchor distT="0" distB="0" distL="114300" distR="114300" simplePos="0" relativeHeight="251666432" behindDoc="0" locked="0" layoutInCell="1" allowOverlap="1" wp14:anchorId="40FD6FA0" wp14:editId="55B03008">
                     <wp:simplePos x="0" y="0"/>
                     <wp:positionH relativeFrom="margin">
                       <wp:align>right</wp:align>
@@ -388,7 +386,7 @@
             <mc:AlternateContent>
               <mc:Choice Requires="wps">
                 <w:drawing>
-                  <wp:anchor distT="0" distB="0" distL="114300" distR="114300" simplePos="0" relativeHeight="251667456" behindDoc="0" locked="0" layoutInCell="1" allowOverlap="1" wp14:anchorId="435CB9A3" wp14:editId="574A793E">
+                  <wp:anchor distT="0" distB="0" distL="114300" distR="114300" simplePos="0" relativeHeight="251667456" behindDoc="0" locked="0" layoutInCell="1" allowOverlap="1" wp14:anchorId="632F73C1" wp14:editId="2E788C94">
                     <wp:simplePos x="0" y="0"/>
                     <wp:positionH relativeFrom="column">
                       <wp:posOffset>560070</wp:posOffset>
@@ -622,7 +620,7 @@
               </mc:Choice>
               <mc:Fallback>
                 <w:pict>
-                  <v:rect w14:anchorId="435CB9A3" id="Rectangle 8" o:spid="_x0000_s1026" style="position:absolute;margin-left:44.1pt;margin-top:418.55pt;width:456.4pt;height:269.8pt;z-index:251667456;visibility:visible;mso-wrap-style:square;mso-height-percent:0;mso-wrap-distance-left:9pt;mso-wrap-distance-top:0;mso-wrap-distance-right:9pt;mso-wrap-distance-bottom:0;mso-position-horizontal:absolute;mso-position-horizontal-relative:text;mso-position-vertical:absolute;mso-position-vertical-relative:text;mso-height-percent:0;mso-height-relative:margin;v-text-anchor:middle" o:gfxdata="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" fillcolor="white [3201]" stroked="f" strokeweight="1pt">
+                  <v:rect w14:anchorId="632F73C1" id="Rectangle 8" o:spid="_x0000_s1026" style="position:absolute;margin-left:44.1pt;margin-top:418.55pt;width:456.4pt;height:269.8pt;z-index:251667456;visibility:visible;mso-wrap-style:square;mso-height-percent:0;mso-wrap-distance-left:9pt;mso-wrap-distance-top:0;mso-wrap-distance-right:9pt;mso-wrap-distance-bottom:0;mso-position-horizontal:absolute;mso-position-horizontal-relative:text;mso-position-vertical:absolute;mso-position-vertical-relative:text;mso-height-percent:0;mso-height-relative:margin;v-text-anchor:middle" o:gfxdata="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" fillcolor="white [3201]" stroked="f" strokeweight="1pt">
                     <v:textbox>
                       <w:txbxContent>
                         <w:p>
@@ -814,7 +812,7 @@
             <mc:AlternateContent>
               <mc:Choice Requires="wps">
                 <w:drawing>
-                  <wp:anchor distT="0" distB="0" distL="114300" distR="114300" simplePos="0" relativeHeight="251665408" behindDoc="0" locked="0" layoutInCell="1" allowOverlap="1" wp14:anchorId="5F1A2B92" wp14:editId="0A065709">
+                  <wp:anchor distT="0" distB="0" distL="114300" distR="114300" simplePos="0" relativeHeight="251665408" behindDoc="0" locked="0" layoutInCell="1" allowOverlap="1" wp14:anchorId="61B5DEF5" wp14:editId="19374B00">
                     <wp:simplePos x="0" y="0"/>
                     <wp:positionH relativeFrom="column">
                       <wp:posOffset>281664</wp:posOffset>
@@ -896,7 +894,7 @@
               </mc:Choice>
               <mc:Fallback>
                 <w:pict>
-                  <v:rect w14:anchorId="5F1A2B92" id="Rectangle 4" o:spid="_x0000_s1027" style="position:absolute;margin-left:22.2pt;margin-top:198.15pt;width:509pt;height:125.85pt;z-index:251665408;visibility:visible;mso-wrap-style:square;mso-height-percent:0;mso-wrap-distance-left:9pt;mso-wrap-distance-top:0;mso-wrap-distance-right:9pt;mso-wrap-distance-bottom:0;mso-position-horizontal:absolute;mso-position-horizontal-relative:text;mso-position-vertical:absolute;mso-position-vertical-relative:text;mso-height-percent:0;mso-height-relative:margin;v-text-anchor:middle" o:gfxdata="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" fillcolor="white [3201]" stroked="f" strokeweight="1pt">
+                  <v:rect w14:anchorId="61B5DEF5" id="Rectangle 4" o:spid="_x0000_s1027" style="position:absolute;margin-left:22.2pt;margin-top:198.15pt;width:509pt;height:125.85pt;z-index:251665408;visibility:visible;mso-wrap-style:square;mso-height-percent:0;mso-wrap-distance-left:9pt;mso-wrap-distance-top:0;mso-wrap-distance-right:9pt;mso-wrap-distance-bottom:0;mso-position-horizontal:absolute;mso-position-horizontal-relative:text;mso-position-vertical:absolute;mso-position-vertical-relative:text;mso-height-percent:0;mso-height-relative:margin;v-text-anchor:middle" o:gfxdata="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" fillcolor="white [3201]" stroked="f" strokeweight="1pt">
                     <v:textbox>
                       <w:txbxContent>
                         <w:p>
@@ -933,7 +931,7 @@
               <w:szCs w:val="24"/>
             </w:rPr>
             <w:drawing>
-              <wp:anchor distT="0" distB="0" distL="114300" distR="114300" simplePos="0" relativeHeight="251664384" behindDoc="0" locked="0" layoutInCell="1" allowOverlap="1" wp14:anchorId="3045A353" wp14:editId="7A9783AF">
+              <wp:anchor distT="0" distB="0" distL="114300" distR="114300" simplePos="0" relativeHeight="251664384" behindDoc="0" locked="0" layoutInCell="1" allowOverlap="1" wp14:anchorId="79450B59" wp14:editId="68D1590E">
                 <wp:simplePos x="0" y="0"/>
                 <wp:positionH relativeFrom="margin">
                   <wp:align>center</wp:align>
@@ -1076,7 +1074,23 @@
               <w:sz w:val="24"/>
               <w:szCs w:val="24"/>
             </w:rPr>
-            <w:t>, a Python console application designed to automate order calculations, membership discounts, and distance-based delivery fees. The primary objective is to deliver a reliable, crash-free application through robust input validation and error handling.</w:t>
+            <w:t>, a Python console application designed to automate order calculations, membership discounts, and distance-based delivery f</w:t>
+          </w:r>
+          <w:r>
+            <w:rPr>
+              <w:rFonts w:ascii="Times New Roman" w:hAnsi="Times New Roman" w:cs="Times New Roman"/>
+              <w:sz w:val="24"/>
+              <w:szCs w:val="24"/>
+            </w:rPr>
+            <w:t>ees. The primary objective is</w:t>
+          </w:r>
+          <w:r>
+            <w:rPr>
+              <w:rFonts w:ascii="Times New Roman" w:hAnsi="Times New Roman" w:cs="Times New Roman"/>
+              <w:sz w:val="24"/>
+              <w:szCs w:val="24"/>
+            </w:rPr>
+            <w:t xml:space="preserve"> deliver a reliable, crash-free application through robust input validation and error handling.</w:t>
           </w:r>
         </w:p>
         <w:p>
@@ -1191,13 +1205,12 @@
             </w:rPr>
             <w:fldChar w:fldCharType="separate"/>
           </w:r>
-          <w:hyperlink w:anchor="_Toc236862117" w:history="1">
+          <w:hyperlink w:anchor="_Toc236866554" w:history="1">
             <w:r>
               <w:rPr>
                 <w:rStyle w:val="Hyperlink"/>
                 <w:rFonts w:ascii="Times New Roman" w:hAnsi="Times New Roman" w:cs="Times New Roman"/>
                 <w:noProof/>
-                <w:color w:val="023160" w:themeColor="hyperlink" w:themeShade="80"/>
               </w:rPr>
               <w:t>1. Problem Analysis.</w:t>
             </w:r>
@@ -1220,7 +1233,7 @@
                 <w:noProof/>
                 <w:webHidden/>
               </w:rPr>
-              <w:instrText xml:space="preserve"> PAGEREF _Toc236862117 \h </w:instrText>
+              <w:instrText xml:space="preserve"> PAGEREF _Toc236866554 \h </w:instrText>
             </w:r>
             <w:r>
               <w:rPr>
@@ -1262,7 +1275,7 @@
               <w:noProof/>
             </w:rPr>
           </w:pPr>
-          <w:hyperlink w:anchor="_Toc236862118" w:history="1">
+          <w:hyperlink w:anchor="_Toc236866555" w:history="1">
             <w:r>
               <w:rPr>
                 <w:rStyle w:val="Hyperlink"/>
@@ -1290,7 +1303,7 @@
                 <w:noProof/>
                 <w:webHidden/>
               </w:rPr>
-              <w:instrText xml:space="preserve"> PAGEREF _Toc236862118 \h </w:instrText>
+              <w:instrText xml:space="preserve"> PAGEREF _Toc236866555 \h </w:instrText>
             </w:r>
             <w:r>
               <w:rPr>
@@ -1332,7 +1345,7 @@
               <w:noProof/>
             </w:rPr>
           </w:pPr>
-          <w:hyperlink w:anchor="_Toc236862119" w:history="1">
+          <w:hyperlink w:anchor="_Toc236866556" w:history="1">
             <w:r>
               <w:rPr>
                 <w:rStyle w:val="Hyperlink"/>
@@ -1360,7 +1373,7 @@
                 <w:noProof/>
                 <w:webHidden/>
               </w:rPr>
-              <w:instrText xml:space="preserve"> PAGEREF _Toc236862119 \h </w:instrText>
+              <w:instrText xml:space="preserve"> PAGEREF _Toc236866556 \h </w:instrText>
             </w:r>
             <w:r>
               <w:rPr>
@@ -1402,7 +1415,7 @@
               <w:noProof/>
             </w:rPr>
           </w:pPr>
-          <w:hyperlink w:anchor="_Toc236862120" w:history="1">
+          <w:hyperlink w:anchor="_Toc236866557" w:history="1">
             <w:r>
               <w:rPr>
                 <w:rStyle w:val="Hyperlink"/>
@@ -1430,7 +1443,7 @@
                 <w:noProof/>
                 <w:webHidden/>
               </w:rPr>
-              <w:instrText xml:space="preserve"> PAGEREF _Toc236862120 \h </w:instrText>
+              <w:instrText xml:space="preserve"> PAGEREF _Toc236866557 \h </w:instrText>
             </w:r>
             <w:r>
               <w:rPr>
@@ -1472,7 +1485,7 @@
               <w:noProof/>
             </w:rPr>
           </w:pPr>
-          <w:hyperlink w:anchor="_Toc236862121" w:history="1">
+          <w:hyperlink w:anchor="_Toc236866558" w:history="1">
             <w:r>
               <w:rPr>
                 <w:rStyle w:val="Hyperlink"/>
@@ -1500,7 +1513,7 @@
                 <w:noProof/>
                 <w:webHidden/>
               </w:rPr>
-              <w:instrText xml:space="preserve"> PAGEREF _Toc236862121 \h </w:instrText>
+              <w:instrText xml:space="preserve"> PAGEREF _Toc236866558 \h </w:instrText>
             </w:r>
             <w:r>
               <w:rPr>
@@ -1542,7 +1555,7 @@
               <w:noProof/>
             </w:rPr>
           </w:pPr>
-          <w:hyperlink w:anchor="_Toc236862122" w:history="1">
+          <w:hyperlink w:anchor="_Toc236866559" w:history="1">
             <w:r>
               <w:rPr>
                 <w:rStyle w:val="Hyperlink"/>
@@ -1570,7 +1583,7 @@
                 <w:noProof/>
                 <w:webHidden/>
               </w:rPr>
-              <w:instrText xml:space="preserve"> PAGEREF _Toc236862122 \h </w:instrText>
+              <w:instrText xml:space="preserve"> PAGEREF _Toc236866559 \h </w:instrText>
             </w:r>
             <w:r>
               <w:rPr>
@@ -1612,7 +1625,7 @@
               <w:noProof/>
             </w:rPr>
           </w:pPr>
-          <w:hyperlink w:anchor="_Toc236862123" w:history="1">
+          <w:hyperlink w:anchor="_Toc236866560" w:history="1">
             <w:r>
               <w:rPr>
                 <w:rStyle w:val="Hyperlink"/>
@@ -1640,7 +1653,7 @@
                 <w:noProof/>
                 <w:webHidden/>
               </w:rPr>
-              <w:instrText xml:space="preserve"> PAGEREF _Toc236862123 \h </w:instrText>
+              <w:instrText xml:space="preserve"> PAGEREF _Toc236866560 \h </w:instrText>
             </w:r>
             <w:r>
               <w:rPr>
@@ -1682,13 +1695,12 @@
               <w:noProof/>
             </w:rPr>
           </w:pPr>
-          <w:hyperlink w:anchor="_Toc236862124" w:history="1">
+          <w:hyperlink w:anchor="_Toc236866561" w:history="1">
             <w:r>
               <w:rPr>
                 <w:rStyle w:val="Hyperlink"/>
                 <w:rFonts w:ascii="Times New Roman" w:hAnsi="Times New Roman" w:cs="Times New Roman"/>
                 <w:noProof/>
-                <w:color w:val="023160" w:themeColor="hyperlink" w:themeShade="80"/>
               </w:rPr>
               <w:t>2. Algorithm Design.</w:t>
             </w:r>
@@ -1711,7 +1723,7 @@
                 <w:noProof/>
                 <w:webHidden/>
               </w:rPr>
-              <w:instrText xml:space="preserve"> PAGEREF _Toc236862124 \h </w:instrText>
+              <w:instrText xml:space="preserve"> PAGEREF _Toc236866561 \h </w:instrText>
             </w:r>
             <w:r>
               <w:rPr>
@@ -1753,7 +1765,7 @@
               <w:noProof/>
             </w:rPr>
           </w:pPr>
-          <w:hyperlink w:anchor="_Toc236862125" w:history="1">
+          <w:hyperlink w:anchor="_Toc236866562" w:history="1">
             <w:r>
               <w:rPr>
                 <w:rStyle w:val="Hyperlink"/>
@@ -1781,7 +1793,7 @@
                 <w:noProof/>
                 <w:webHidden/>
               </w:rPr>
-              <w:instrText xml:space="preserve"> PAGEREF _Toc236862125 \h </w:instrText>
+              <w:instrText xml:space="preserve"> PAGEREF _Toc236866562 \h </w:instrText>
             </w:r>
             <w:r>
               <w:rPr>
@@ -1823,7 +1835,7 @@
               <w:noProof/>
             </w:rPr>
           </w:pPr>
-          <w:hyperlink w:anchor="_Toc236862126" w:history="1">
+          <w:hyperlink w:anchor="_Toc236866563" w:history="1">
             <w:r>
               <w:rPr>
                 <w:rStyle w:val="Hyperlink"/>
@@ -1851,7 +1863,7 @@
                 <w:noProof/>
                 <w:webHidden/>
               </w:rPr>
-              <w:instrText xml:space="preserve"> PAGEREF _Toc236862126 \h </w:instrText>
+              <w:instrText xml:space="preserve"> PAGEREF _Toc236866563 \h </w:instrText>
             </w:r>
             <w:r>
               <w:rPr>
@@ -1893,7 +1905,7 @@
               <w:noProof/>
             </w:rPr>
           </w:pPr>
-          <w:hyperlink w:anchor="_Toc236862127" w:history="1">
+          <w:hyperlink w:anchor="_Toc236866564" w:history="1">
             <w:r>
               <w:rPr>
                 <w:rStyle w:val="Hyperlink"/>
@@ -1921,7 +1933,7 @@
                 <w:noProof/>
                 <w:webHidden/>
               </w:rPr>
-              <w:instrText xml:space="preserve"> PAGEREF _Toc236862127 \h </w:instrText>
+              <w:instrText xml:space="preserve"> PAGEREF _Toc236866564 \h </w:instrText>
             </w:r>
             <w:r>
               <w:rPr>
@@ -1963,13 +1975,12 @@
               <w:noProof/>
             </w:rPr>
           </w:pPr>
-          <w:hyperlink w:anchor="_Toc236862128" w:history="1">
+          <w:hyperlink w:anchor="_Toc236866565" w:history="1">
             <w:r>
               <w:rPr>
                 <w:rStyle w:val="Hyperlink"/>
                 <w:rFonts w:ascii="Times New Roman" w:hAnsi="Times New Roman" w:cs="Times New Roman"/>
                 <w:noProof/>
-                <w:color w:val="023160" w:themeColor="hyperlink" w:themeShade="80"/>
               </w:rPr>
               <w:t>4. Program</w:t>
             </w:r>
@@ -1992,7 +2003,7 @@
                 <w:noProof/>
                 <w:webHidden/>
               </w:rPr>
-              <w:instrText xml:space="preserve"> PAGEREF _Toc236862128 \h </w:instrText>
+              <w:instrText xml:space="preserve"> PAGEREF _Toc236866565 \h </w:instrText>
             </w:r>
             <w:r>
               <w:rPr>
@@ -2034,7 +2045,7 @@
               <w:noProof/>
             </w:rPr>
           </w:pPr>
-          <w:hyperlink w:anchor="_Toc236862129" w:history="1">
+          <w:hyperlink w:anchor="_Toc236866566" w:history="1">
             <w:r>
               <w:rPr>
                 <w:rStyle w:val="Hyperlink"/>
@@ -2062,7 +2073,7 @@
                 <w:noProof/>
                 <w:webHidden/>
               </w:rPr>
-              <w:instrText xml:space="preserve"> PAGEREF _Toc236862129 \h </w:instrText>
+              <w:instrText xml:space="preserve"> PAGEREF _Toc236866566 \h </w:instrText>
             </w:r>
             <w:r>
               <w:rPr>
@@ -2104,7 +2115,7 @@
               <w:noProof/>
             </w:rPr>
           </w:pPr>
-          <w:hyperlink w:anchor="_Toc236862130" w:history="1">
+          <w:hyperlink w:anchor="_Toc236866567" w:history="1">
             <w:r>
               <w:rPr>
                 <w:rStyle w:val="Hyperlink"/>
@@ -2132,7 +2143,7 @@
                 <w:noProof/>
                 <w:webHidden/>
               </w:rPr>
-              <w:instrText xml:space="preserve"> PAGEREF _Toc236862130 \h </w:instrText>
+              <w:instrText xml:space="preserve"> PAGEREF _Toc236866567 \h </w:instrText>
             </w:r>
             <w:r>
               <w:rPr>
@@ -2174,7 +2185,7 @@
               <w:noProof/>
             </w:rPr>
           </w:pPr>
-          <w:hyperlink w:anchor="_Toc236862131" w:history="1">
+          <w:hyperlink w:anchor="_Toc236866568" w:history="1">
             <w:r>
               <w:rPr>
                 <w:rStyle w:val="Hyperlink"/>
@@ -2202,7 +2213,7 @@
                 <w:noProof/>
                 <w:webHidden/>
               </w:rPr>
-              <w:instrText xml:space="preserve"> PAGEREF _Toc236862131 \h </w:instrText>
+              <w:instrText xml:space="preserve"> PAGEREF _Toc236866568 \h </w:instrText>
             </w:r>
             <w:r>
               <w:rPr>
@@ -2244,7 +2255,7 @@
               <w:noProof/>
             </w:rPr>
           </w:pPr>
-          <w:hyperlink w:anchor="_Toc236862132" w:history="1">
+          <w:hyperlink w:anchor="_Toc236866569" w:history="1">
             <w:r>
               <w:rPr>
                 <w:rStyle w:val="Hyperlink"/>
@@ -2272,7 +2283,7 @@
                 <w:noProof/>
                 <w:webHidden/>
               </w:rPr>
-              <w:instrText xml:space="preserve"> PAGEREF _Toc236862132 \h </w:instrText>
+              <w:instrText xml:space="preserve"> PAGEREF _Toc236866569 \h </w:instrText>
             </w:r>
             <w:r>
               <w:rPr>
@@ -2314,13 +2325,12 @@
               <w:noProof/>
             </w:rPr>
           </w:pPr>
-          <w:hyperlink w:anchor="_Toc236862133" w:history="1">
+          <w:hyperlink w:anchor="_Toc236866570" w:history="1">
             <w:r>
               <w:rPr>
                 <w:rStyle w:val="Hyperlink"/>
                 <w:rFonts w:ascii="Times New Roman" w:hAnsi="Times New Roman" w:cs="Times New Roman"/>
                 <w:noProof/>
-                <w:color w:val="023160" w:themeColor="hyperlink" w:themeShade="80"/>
               </w:rPr>
               <w:t>5. Input Validations</w:t>
             </w:r>
@@ -2343,7 +2353,7 @@
                 <w:noProof/>
                 <w:webHidden/>
               </w:rPr>
-              <w:instrText xml:space="preserve"> PAGEREF _Toc236862133 \h </w:instrText>
+              <w:instrText xml:space="preserve"> PAGEREF _Toc236866570 \h </w:instrText>
             </w:r>
             <w:r>
               <w:rPr>
@@ -2385,7 +2395,7 @@
               <w:noProof/>
             </w:rPr>
           </w:pPr>
-          <w:hyperlink w:anchor="_Toc236862134" w:history="1">
+          <w:hyperlink w:anchor="_Toc236866571" w:history="1">
             <w:r>
               <w:rPr>
                 <w:rStyle w:val="Hyperlink"/>
@@ -2413,7 +2423,7 @@
                 <w:noProof/>
                 <w:webHidden/>
               </w:rPr>
-              <w:instrText xml:space="preserve"> PAGEREF _Toc236862134 \h </w:instrText>
+              <w:instrText xml:space="preserve"> PAGEREF _Toc236866571 \h </w:instrText>
             </w:r>
             <w:r>
               <w:rPr>
@@ -2455,13 +2465,12 @@
               <w:noProof/>
             </w:rPr>
           </w:pPr>
-          <w:hyperlink w:anchor="_Toc236862135" w:history="1">
+          <w:hyperlink w:anchor="_Toc236866572" w:history="1">
             <w:r>
               <w:rPr>
                 <w:rStyle w:val="Hyperlink"/>
                 <w:rFonts w:ascii="Times New Roman" w:hAnsi="Times New Roman" w:cs="Times New Roman"/>
                 <w:noProof/>
-                <w:color w:val="034990" w:themeColor="hyperlink" w:themeShade="BF"/>
               </w:rPr>
               <w:t>5.1.1 Order Type Validation</w:t>
             </w:r>
@@ -2484,7 +2493,7 @@
                 <w:noProof/>
                 <w:webHidden/>
               </w:rPr>
-              <w:instrText xml:space="preserve"> PAGEREF _Toc236862135 \h </w:instrText>
+              <w:instrText xml:space="preserve"> PAGEREF _Toc236866572 \h </w:instrText>
             </w:r>
             <w:r>
               <w:rPr>
@@ -2526,13 +2535,12 @@
               <w:noProof/>
             </w:rPr>
           </w:pPr>
-          <w:hyperlink w:anchor="_Toc236862136" w:history="1">
+          <w:hyperlink w:anchor="_Toc236866573" w:history="1">
             <w:r>
               <w:rPr>
                 <w:rStyle w:val="Hyperlink"/>
                 <w:rFonts w:ascii="Times New Roman" w:hAnsi="Times New Roman" w:cs="Times New Roman"/>
                 <w:noProof/>
-                <w:color w:val="034990" w:themeColor="hyperlink" w:themeShade="BF"/>
               </w:rPr>
               <w:t>5.1.2 Number of Items Validation</w:t>
             </w:r>
@@ -2555,7 +2563,7 @@
                 <w:noProof/>
                 <w:webHidden/>
               </w:rPr>
-              <w:instrText xml:space="preserve"> PAGEREF _Toc236862136 \h </w:instrText>
+              <w:instrText xml:space="preserve"> PAGEREF _Toc236866573 \h </w:instrText>
             </w:r>
             <w:r>
               <w:rPr>
@@ -2597,13 +2605,12 @@
               <w:noProof/>
             </w:rPr>
           </w:pPr>
-          <w:hyperlink w:anchor="_Toc236862137" w:history="1">
+          <w:hyperlink w:anchor="_Toc236866574" w:history="1">
             <w:r>
               <w:rPr>
                 <w:rStyle w:val="Hyperlink"/>
                 <w:rFonts w:ascii="Times New Roman" w:hAnsi="Times New Roman" w:cs="Times New Roman"/>
                 <w:noProof/>
-                <w:color w:val="034990" w:themeColor="hyperlink" w:themeShade="BF"/>
               </w:rPr>
               <w:t>5.1.3 Price per Item Validation</w:t>
             </w:r>
@@ -2626,7 +2633,7 @@
                 <w:noProof/>
                 <w:webHidden/>
               </w:rPr>
-              <w:instrText xml:space="preserve"> PAGEREF _Toc236862137 \h </w:instrText>
+              <w:instrText xml:space="preserve"> PAGEREF _Toc236866574 \h </w:instrText>
             </w:r>
             <w:r>
               <w:rPr>
@@ -2668,13 +2675,12 @@
               <w:noProof/>
             </w:rPr>
           </w:pPr>
-          <w:hyperlink w:anchor="_Toc236862138" w:history="1">
+          <w:hyperlink w:anchor="_Toc236866575" w:history="1">
             <w:r>
               <w:rPr>
                 <w:rStyle w:val="Hyperlink"/>
                 <w:rFonts w:ascii="Times New Roman" w:hAnsi="Times New Roman" w:cs="Times New Roman"/>
                 <w:noProof/>
-                <w:color w:val="034990" w:themeColor="hyperlink" w:themeShade="BF"/>
               </w:rPr>
               <w:t>5.1.4 Delivery Distance Validation</w:t>
             </w:r>
@@ -2697,7 +2703,7 @@
                 <w:noProof/>
                 <w:webHidden/>
               </w:rPr>
-              <w:instrText xml:space="preserve"> PAGEREF _Toc236862138 \h </w:instrText>
+              <w:instrText xml:space="preserve"> PAGEREF _Toc236866575 \h </w:instrText>
             </w:r>
             <w:r>
               <w:rPr>
@@ -2739,13 +2745,12 @@
               <w:noProof/>
             </w:rPr>
           </w:pPr>
-          <w:hyperlink w:anchor="_Toc236862139" w:history="1">
+          <w:hyperlink w:anchor="_Toc236866576" w:history="1">
             <w:r>
               <w:rPr>
                 <w:rStyle w:val="Hyperlink"/>
                 <w:rFonts w:ascii="Times New Roman" w:hAnsi="Times New Roman" w:cs="Times New Roman"/>
                 <w:noProof/>
-                <w:color w:val="034990" w:themeColor="hyperlink" w:themeShade="BF"/>
               </w:rPr>
               <w:t>5.1.5 Discount Eligibility Validation</w:t>
             </w:r>
@@ -2768,7 +2773,7 @@
                 <w:noProof/>
                 <w:webHidden/>
               </w:rPr>
-              <w:instrText xml:space="preserve"> PAGEREF _Toc236862139 \h </w:instrText>
+              <w:instrText xml:space="preserve"> PAGEREF _Toc236866576 \h </w:instrText>
             </w:r>
             <w:r>
               <w:rPr>
@@ -2810,13 +2815,12 @@
               <w:noProof/>
             </w:rPr>
           </w:pPr>
-          <w:hyperlink w:anchor="_Toc236862140" w:history="1">
+          <w:hyperlink w:anchor="_Toc236866577" w:history="1">
             <w:r>
               <w:rPr>
                 <w:rStyle w:val="Hyperlink"/>
                 <w:rFonts w:ascii="Times New Roman" w:hAnsi="Times New Roman" w:cs="Times New Roman"/>
                 <w:noProof/>
-                <w:color w:val="023160" w:themeColor="hyperlink" w:themeShade="80"/>
               </w:rPr>
               <w:t>6. Testing</w:t>
             </w:r>
@@ -2839,7 +2843,7 @@
                 <w:noProof/>
                 <w:webHidden/>
               </w:rPr>
-              <w:instrText xml:space="preserve"> PAGEREF _Toc236862140 \h </w:instrText>
+              <w:instrText xml:space="preserve"> PAGEREF _Toc236866577 \h </w:instrText>
             </w:r>
             <w:r>
               <w:rPr>
@@ -2881,7 +2885,7 @@
               <w:noProof/>
             </w:rPr>
           </w:pPr>
-          <w:hyperlink w:anchor="_Toc236862141" w:history="1">
+          <w:hyperlink w:anchor="_Toc236866578" w:history="1">
             <w:r>
               <w:rPr>
                 <w:rStyle w:val="Hyperlink"/>
@@ -2909,7 +2913,7 @@
                 <w:noProof/>
                 <w:webHidden/>
               </w:rPr>
-              <w:instrText xml:space="preserve"> PAGEREF _Toc236862141 \h </w:instrText>
+              <w:instrText xml:space="preserve"> PAGEREF _Toc236866578 \h </w:instrText>
             </w:r>
             <w:r>
               <w:rPr>
@@ -2951,7 +2955,7 @@
               <w:noProof/>
             </w:rPr>
           </w:pPr>
-          <w:hyperlink w:anchor="_Toc236862142" w:history="1">
+          <w:hyperlink w:anchor="_Toc236866579" w:history="1">
             <w:r>
               <w:rPr>
                 <w:rStyle w:val="Hyperlink"/>
@@ -2979,7 +2983,7 @@
                 <w:noProof/>
                 <w:webHidden/>
               </w:rPr>
-              <w:instrText xml:space="preserve"> PAGEREF _Toc236862142 \h </w:instrText>
+              <w:instrText xml:space="preserve"> PAGEREF _Toc236866579 \h </w:instrText>
             </w:r>
             <w:r>
               <w:rPr>
@@ -3021,13 +3025,12 @@
               <w:noProof/>
             </w:rPr>
           </w:pPr>
-          <w:hyperlink w:anchor="_Toc236862143" w:history="1">
+          <w:hyperlink w:anchor="_Toc236866580" w:history="1">
             <w:r>
               <w:rPr>
                 <w:rStyle w:val="Hyperlink"/>
                 <w:rFonts w:ascii="Times New Roman" w:hAnsi="Times New Roman" w:cs="Times New Roman"/>
                 <w:noProof/>
-                <w:color w:val="023160" w:themeColor="hyperlink" w:themeShade="80"/>
               </w:rPr>
               <w:t>7. Test Evidence</w:t>
             </w:r>
@@ -3050,7 +3053,7 @@
                 <w:noProof/>
                 <w:webHidden/>
               </w:rPr>
-              <w:instrText xml:space="preserve"> PAGEREF _Toc236862143 \h </w:instrText>
+              <w:instrText xml:space="preserve"> PAGEREF _Toc236866580 \h </w:instrText>
             </w:r>
             <w:r>
               <w:rPr>
@@ -3092,7 +3095,7 @@
               <w:noProof/>
             </w:rPr>
           </w:pPr>
-          <w:hyperlink w:anchor="_Toc236862144" w:history="1">
+          <w:hyperlink w:anchor="_Toc236866581" w:history="1">
             <w:r>
               <w:rPr>
                 <w:rStyle w:val="Hyperlink"/>
@@ -3120,7 +3123,7 @@
                 <w:noProof/>
                 <w:webHidden/>
               </w:rPr>
-              <w:instrText xml:space="preserve"> PAGEREF _Toc236862144 \h </w:instrText>
+              <w:instrText xml:space="preserve"> PAGEREF _Toc236866581 \h </w:instrText>
             </w:r>
             <w:r>
               <w:rPr>
@@ -3141,6 +3144,636 @@
                 <w:webHidden/>
               </w:rPr>
               <w:t>22</w:t>
+            </w:r>
+            <w:r>
+              <w:rPr>
+                <w:noProof/>
+                <w:webHidden/>
+              </w:rPr>
+              <w:fldChar w:fldCharType="end"/>
+            </w:r>
+          </w:hyperlink>
+        </w:p>
+        <w:p>
+          <w:pPr>
+            <w:pStyle w:val="TOC2"/>
+            <w:tabs>
+              <w:tab w:val="right" w:leader="dot" w:pos="10790"/>
+            </w:tabs>
+            <w:rPr>
+              <w:rFonts w:eastAsiaTheme="minorEastAsia"/>
+              <w:noProof/>
+            </w:rPr>
+          </w:pPr>
+          <w:hyperlink w:anchor="_Toc236866582" w:history="1">
+            <w:r>
+              <w:rPr>
+                <w:rStyle w:val="Hyperlink"/>
+                <w:rFonts w:ascii="Times New Roman" w:hAnsi="Times New Roman" w:cs="Times New Roman"/>
+                <w:noProof/>
+              </w:rPr>
+              <w:t>TC02</w:t>
+            </w:r>
+            <w:r>
+              <w:rPr>
+                <w:noProof/>
+                <w:webHidden/>
+              </w:rPr>
+              <w:tab/>
+            </w:r>
+            <w:r>
+              <w:rPr>
+                <w:noProof/>
+                <w:webHidden/>
+              </w:rPr>
+              <w:fldChar w:fldCharType="begin"/>
+            </w:r>
+            <w:r>
+              <w:rPr>
+                <w:noProof/>
+                <w:webHidden/>
+              </w:rPr>
+              <w:instrText xml:space="preserve"> PAGEREF _Toc236866582 \h </w:instrText>
+            </w:r>
+            <w:r>
+              <w:rPr>
+                <w:noProof/>
+                <w:webHidden/>
+              </w:rPr>
+            </w:r>
+            <w:r>
+              <w:rPr>
+                <w:noProof/>
+                <w:webHidden/>
+              </w:rPr>
+              <w:fldChar w:fldCharType="separate"/>
+            </w:r>
+            <w:r>
+              <w:rPr>
+                <w:noProof/>
+                <w:webHidden/>
+              </w:rPr>
+              <w:t>22</w:t>
+            </w:r>
+            <w:r>
+              <w:rPr>
+                <w:noProof/>
+                <w:webHidden/>
+              </w:rPr>
+              <w:fldChar w:fldCharType="end"/>
+            </w:r>
+          </w:hyperlink>
+        </w:p>
+        <w:p>
+          <w:pPr>
+            <w:pStyle w:val="TOC2"/>
+            <w:tabs>
+              <w:tab w:val="right" w:leader="dot" w:pos="10790"/>
+            </w:tabs>
+            <w:rPr>
+              <w:rFonts w:eastAsiaTheme="minorEastAsia"/>
+              <w:noProof/>
+            </w:rPr>
+          </w:pPr>
+          <w:hyperlink w:anchor="_Toc236866583" w:history="1">
+            <w:r>
+              <w:rPr>
+                <w:rStyle w:val="Hyperlink"/>
+                <w:rFonts w:ascii="Times New Roman" w:hAnsi="Times New Roman" w:cs="Times New Roman"/>
+                <w:noProof/>
+              </w:rPr>
+              <w:t>TC03</w:t>
+            </w:r>
+            <w:r>
+              <w:rPr>
+                <w:noProof/>
+                <w:webHidden/>
+              </w:rPr>
+              <w:tab/>
+            </w:r>
+            <w:r>
+              <w:rPr>
+                <w:noProof/>
+                <w:webHidden/>
+              </w:rPr>
+              <w:fldChar w:fldCharType="begin"/>
+            </w:r>
+            <w:r>
+              <w:rPr>
+                <w:noProof/>
+                <w:webHidden/>
+              </w:rPr>
+              <w:instrText xml:space="preserve"> PAGEREF _Toc236866583 \h </w:instrText>
+            </w:r>
+            <w:r>
+              <w:rPr>
+                <w:noProof/>
+                <w:webHidden/>
+              </w:rPr>
+            </w:r>
+            <w:r>
+              <w:rPr>
+                <w:noProof/>
+                <w:webHidden/>
+              </w:rPr>
+              <w:fldChar w:fldCharType="separate"/>
+            </w:r>
+            <w:r>
+              <w:rPr>
+                <w:noProof/>
+                <w:webHidden/>
+              </w:rPr>
+              <w:t>23</w:t>
+            </w:r>
+            <w:r>
+              <w:rPr>
+                <w:noProof/>
+                <w:webHidden/>
+              </w:rPr>
+              <w:fldChar w:fldCharType="end"/>
+            </w:r>
+          </w:hyperlink>
+        </w:p>
+        <w:p>
+          <w:pPr>
+            <w:pStyle w:val="TOC2"/>
+            <w:tabs>
+              <w:tab w:val="right" w:leader="dot" w:pos="10790"/>
+            </w:tabs>
+            <w:rPr>
+              <w:rFonts w:eastAsiaTheme="minorEastAsia"/>
+              <w:noProof/>
+            </w:rPr>
+          </w:pPr>
+          <w:hyperlink w:anchor="_Toc236866584" w:history="1">
+            <w:r>
+              <w:rPr>
+                <w:rStyle w:val="Hyperlink"/>
+                <w:rFonts w:ascii="Times New Roman" w:hAnsi="Times New Roman" w:cs="Times New Roman"/>
+                <w:noProof/>
+              </w:rPr>
+              <w:t>TC04</w:t>
+            </w:r>
+            <w:r>
+              <w:rPr>
+                <w:noProof/>
+                <w:webHidden/>
+              </w:rPr>
+              <w:tab/>
+            </w:r>
+            <w:r>
+              <w:rPr>
+                <w:noProof/>
+                <w:webHidden/>
+              </w:rPr>
+              <w:fldChar w:fldCharType="begin"/>
+            </w:r>
+            <w:r>
+              <w:rPr>
+                <w:noProof/>
+                <w:webHidden/>
+              </w:rPr>
+              <w:instrText xml:space="preserve"> PAGEREF _Toc236866584 \h </w:instrText>
+            </w:r>
+            <w:r>
+              <w:rPr>
+                <w:noProof/>
+                <w:webHidden/>
+              </w:rPr>
+            </w:r>
+            <w:r>
+              <w:rPr>
+                <w:noProof/>
+                <w:webHidden/>
+              </w:rPr>
+              <w:fldChar w:fldCharType="separate"/>
+            </w:r>
+            <w:r>
+              <w:rPr>
+                <w:noProof/>
+                <w:webHidden/>
+              </w:rPr>
+              <w:t>23</w:t>
+            </w:r>
+            <w:r>
+              <w:rPr>
+                <w:noProof/>
+                <w:webHidden/>
+              </w:rPr>
+              <w:fldChar w:fldCharType="end"/>
+            </w:r>
+          </w:hyperlink>
+        </w:p>
+        <w:p>
+          <w:pPr>
+            <w:pStyle w:val="TOC2"/>
+            <w:tabs>
+              <w:tab w:val="right" w:leader="dot" w:pos="10790"/>
+            </w:tabs>
+            <w:rPr>
+              <w:rFonts w:eastAsiaTheme="minorEastAsia"/>
+              <w:noProof/>
+            </w:rPr>
+          </w:pPr>
+          <w:hyperlink w:anchor="_Toc236866585" w:history="1">
+            <w:r>
+              <w:rPr>
+                <w:rStyle w:val="Hyperlink"/>
+                <w:rFonts w:ascii="Times New Roman" w:hAnsi="Times New Roman" w:cs="Times New Roman"/>
+                <w:noProof/>
+              </w:rPr>
+              <w:t>TC05</w:t>
+            </w:r>
+            <w:r>
+              <w:rPr>
+                <w:noProof/>
+                <w:webHidden/>
+              </w:rPr>
+              <w:tab/>
+            </w:r>
+            <w:r>
+              <w:rPr>
+                <w:noProof/>
+                <w:webHidden/>
+              </w:rPr>
+              <w:fldChar w:fldCharType="begin"/>
+            </w:r>
+            <w:r>
+              <w:rPr>
+                <w:noProof/>
+                <w:webHidden/>
+              </w:rPr>
+              <w:instrText xml:space="preserve"> PAGEREF _Toc236866585 \h </w:instrText>
+            </w:r>
+            <w:r>
+              <w:rPr>
+                <w:noProof/>
+                <w:webHidden/>
+              </w:rPr>
+            </w:r>
+            <w:r>
+              <w:rPr>
+                <w:noProof/>
+                <w:webHidden/>
+              </w:rPr>
+              <w:fldChar w:fldCharType="separate"/>
+            </w:r>
+            <w:r>
+              <w:rPr>
+                <w:noProof/>
+                <w:webHidden/>
+              </w:rPr>
+              <w:t>24</w:t>
+            </w:r>
+            <w:r>
+              <w:rPr>
+                <w:noProof/>
+                <w:webHidden/>
+              </w:rPr>
+              <w:fldChar w:fldCharType="end"/>
+            </w:r>
+          </w:hyperlink>
+        </w:p>
+        <w:p>
+          <w:pPr>
+            <w:pStyle w:val="TOC2"/>
+            <w:tabs>
+              <w:tab w:val="right" w:leader="dot" w:pos="10790"/>
+            </w:tabs>
+            <w:rPr>
+              <w:rFonts w:eastAsiaTheme="minorEastAsia"/>
+              <w:noProof/>
+            </w:rPr>
+          </w:pPr>
+          <w:hyperlink w:anchor="_Toc236866586" w:history="1">
+            <w:r>
+              <w:rPr>
+                <w:rStyle w:val="Hyperlink"/>
+                <w:rFonts w:ascii="Times New Roman" w:hAnsi="Times New Roman" w:cs="Times New Roman"/>
+                <w:noProof/>
+              </w:rPr>
+              <w:t>TC06</w:t>
+            </w:r>
+            <w:r>
+              <w:rPr>
+                <w:noProof/>
+                <w:webHidden/>
+              </w:rPr>
+              <w:tab/>
+            </w:r>
+            <w:r>
+              <w:rPr>
+                <w:noProof/>
+                <w:webHidden/>
+              </w:rPr>
+              <w:fldChar w:fldCharType="begin"/>
+            </w:r>
+            <w:r>
+              <w:rPr>
+                <w:noProof/>
+                <w:webHidden/>
+              </w:rPr>
+              <w:instrText xml:space="preserve"> PAGEREF _Toc236866586 \h </w:instrText>
+            </w:r>
+            <w:r>
+              <w:rPr>
+                <w:noProof/>
+                <w:webHidden/>
+              </w:rPr>
+            </w:r>
+            <w:r>
+              <w:rPr>
+                <w:noProof/>
+                <w:webHidden/>
+              </w:rPr>
+              <w:fldChar w:fldCharType="separate"/>
+            </w:r>
+            <w:r>
+              <w:rPr>
+                <w:noProof/>
+                <w:webHidden/>
+              </w:rPr>
+              <w:t>24</w:t>
+            </w:r>
+            <w:r>
+              <w:rPr>
+                <w:noProof/>
+                <w:webHidden/>
+              </w:rPr>
+              <w:fldChar w:fldCharType="end"/>
+            </w:r>
+          </w:hyperlink>
+        </w:p>
+        <w:p>
+          <w:pPr>
+            <w:pStyle w:val="TOC2"/>
+            <w:tabs>
+              <w:tab w:val="right" w:leader="dot" w:pos="10790"/>
+            </w:tabs>
+            <w:rPr>
+              <w:rFonts w:eastAsiaTheme="minorEastAsia"/>
+              <w:noProof/>
+            </w:rPr>
+          </w:pPr>
+          <w:hyperlink w:anchor="_Toc236866587" w:history="1">
+            <w:r>
+              <w:rPr>
+                <w:rStyle w:val="Hyperlink"/>
+                <w:rFonts w:ascii="Times New Roman" w:hAnsi="Times New Roman" w:cs="Times New Roman"/>
+                <w:noProof/>
+              </w:rPr>
+              <w:t>TC07</w:t>
+            </w:r>
+            <w:r>
+              <w:rPr>
+                <w:noProof/>
+                <w:webHidden/>
+              </w:rPr>
+              <w:tab/>
+            </w:r>
+            <w:r>
+              <w:rPr>
+                <w:noProof/>
+                <w:webHidden/>
+              </w:rPr>
+              <w:fldChar w:fldCharType="begin"/>
+            </w:r>
+            <w:r>
+              <w:rPr>
+                <w:noProof/>
+                <w:webHidden/>
+              </w:rPr>
+              <w:instrText xml:space="preserve"> PAGEREF _Toc236866587 \h </w:instrText>
+            </w:r>
+            <w:r>
+              <w:rPr>
+                <w:noProof/>
+                <w:webHidden/>
+              </w:rPr>
+            </w:r>
+            <w:r>
+              <w:rPr>
+                <w:noProof/>
+                <w:webHidden/>
+              </w:rPr>
+              <w:fldChar w:fldCharType="separate"/>
+            </w:r>
+            <w:r>
+              <w:rPr>
+                <w:noProof/>
+                <w:webHidden/>
+              </w:rPr>
+              <w:t>24</w:t>
+            </w:r>
+            <w:r>
+              <w:rPr>
+                <w:noProof/>
+                <w:webHidden/>
+              </w:rPr>
+              <w:fldChar w:fldCharType="end"/>
+            </w:r>
+          </w:hyperlink>
+        </w:p>
+        <w:p>
+          <w:pPr>
+            <w:pStyle w:val="TOC2"/>
+            <w:tabs>
+              <w:tab w:val="right" w:leader="dot" w:pos="10790"/>
+            </w:tabs>
+            <w:rPr>
+              <w:rFonts w:eastAsiaTheme="minorEastAsia"/>
+              <w:noProof/>
+            </w:rPr>
+          </w:pPr>
+          <w:hyperlink w:anchor="_Toc236866588" w:history="1">
+            <w:r>
+              <w:rPr>
+                <w:rStyle w:val="Hyperlink"/>
+                <w:rFonts w:ascii="Times New Roman" w:hAnsi="Times New Roman" w:cs="Times New Roman"/>
+                <w:noProof/>
+              </w:rPr>
+              <w:t>TC08</w:t>
+            </w:r>
+            <w:r>
+              <w:rPr>
+                <w:noProof/>
+                <w:webHidden/>
+              </w:rPr>
+              <w:tab/>
+            </w:r>
+            <w:r>
+              <w:rPr>
+                <w:noProof/>
+                <w:webHidden/>
+              </w:rPr>
+              <w:fldChar w:fldCharType="begin"/>
+            </w:r>
+            <w:r>
+              <w:rPr>
+                <w:noProof/>
+                <w:webHidden/>
+              </w:rPr>
+              <w:instrText xml:space="preserve"> PAGEREF _Toc236866588 \h </w:instrText>
+            </w:r>
+            <w:r>
+              <w:rPr>
+                <w:noProof/>
+                <w:webHidden/>
+              </w:rPr>
+            </w:r>
+            <w:r>
+              <w:rPr>
+                <w:noProof/>
+                <w:webHidden/>
+              </w:rPr>
+              <w:fldChar w:fldCharType="separate"/>
+            </w:r>
+            <w:r>
+              <w:rPr>
+                <w:noProof/>
+                <w:webHidden/>
+              </w:rPr>
+              <w:t>25</w:t>
+            </w:r>
+            <w:r>
+              <w:rPr>
+                <w:noProof/>
+                <w:webHidden/>
+              </w:rPr>
+              <w:fldChar w:fldCharType="end"/>
+            </w:r>
+          </w:hyperlink>
+        </w:p>
+        <w:p>
+          <w:pPr>
+            <w:pStyle w:val="TOC1"/>
+            <w:tabs>
+              <w:tab w:val="right" w:leader="dot" w:pos="10790"/>
+            </w:tabs>
+            <w:rPr>
+              <w:rFonts w:eastAsiaTheme="minorEastAsia"/>
+              <w:noProof/>
+            </w:rPr>
+          </w:pPr>
+          <w:hyperlink w:anchor="_Toc236866589" w:history="1">
+            <w:r>
+              <w:rPr>
+                <w:rStyle w:val="Hyperlink"/>
+                <w:rFonts w:ascii="Times New Roman" w:hAnsi="Times New Roman" w:cs="Times New Roman"/>
+                <w:noProof/>
+              </w:rPr>
+              <w:t>8. Technical Documentation.</w:t>
+            </w:r>
+            <w:r>
+              <w:rPr>
+                <w:noProof/>
+                <w:webHidden/>
+              </w:rPr>
+              <w:tab/>
+            </w:r>
+            <w:r>
+              <w:rPr>
+                <w:noProof/>
+                <w:webHidden/>
+              </w:rPr>
+              <w:fldChar w:fldCharType="begin"/>
+            </w:r>
+            <w:r>
+              <w:rPr>
+                <w:noProof/>
+                <w:webHidden/>
+              </w:rPr>
+              <w:instrText xml:space="preserve"> PAGEREF _Toc236866589 \h </w:instrText>
+            </w:r>
+            <w:r>
+              <w:rPr>
+                <w:noProof/>
+                <w:webHidden/>
+              </w:rPr>
+            </w:r>
+            <w:r>
+              <w:rPr>
+                <w:noProof/>
+                <w:webHidden/>
+              </w:rPr>
+              <w:fldChar w:fldCharType="separate"/>
+            </w:r>
+            <w:r>
+              <w:rPr>
+                <w:noProof/>
+                <w:webHidden/>
+              </w:rPr>
+              <w:t>25</w:t>
+            </w:r>
+            <w:r>
+              <w:rPr>
+                <w:noProof/>
+                <w:webHidden/>
+              </w:rPr>
+              <w:fldChar w:fldCharType="end"/>
+            </w:r>
+          </w:hyperlink>
+        </w:p>
+        <w:p>
+          <w:pPr>
+            <w:pStyle w:val="TOC2"/>
+            <w:tabs>
+              <w:tab w:val="right" w:leader="dot" w:pos="10790"/>
+            </w:tabs>
+            <w:rPr>
+              <w:rFonts w:eastAsiaTheme="minorEastAsia"/>
+              <w:noProof/>
+            </w:rPr>
+          </w:pPr>
+          <w:hyperlink w:anchor="_Toc236866590" w:history="1">
+            <w:r>
+              <w:rPr>
+                <w:rStyle w:val="Hyperlink"/>
+                <w:rFonts w:ascii="Times New Roman" w:hAnsi="Times New Roman" w:cs="Times New Roman"/>
+                <w:noProof/>
+              </w:rPr>
+              <w:t>8.1. Main Functions.</w:t>
+            </w:r>
+            <w:r>
+              <w:rPr>
+                <w:noProof/>
+                <w:webHidden/>
+              </w:rPr>
+              <w:tab/>
+            </w:r>
+            <w:r>
+              <w:rPr>
+                <w:noProof/>
+                <w:webHidden/>
+              </w:rPr>
+              <w:fldChar w:fldCharType="begin"/>
+            </w:r>
+            <w:r>
+              <w:rPr>
+                <w:noProof/>
+                <w:webHidden/>
+              </w:rPr>
+              <w:instrText xml:space="preserve"> PAGEREF _Toc236866590 \h </w:instrText>
+            </w:r>
+            <w:r>
+              <w:rPr>
+                <w:noProof/>
+                <w:webHidden/>
+              </w:rPr>
+            </w:r>
+            <w:r>
+              <w:rPr>
+                <w:noProof/>
+                <w:webHidden/>
+              </w:rPr>
+              <w:fldChar w:fldCharType="separate"/>
+            </w:r>
+            <w:r>
+              <w:rPr>
+                <w:noProof/>
+                <w:webHidden/>
+              </w:rPr>
+              <w:t>25</w:t>
             </w:r>
             <w:r>
               <w:rPr>
@@ -3162,15 +3795,14 @@
               <w:noProof/>
             </w:rPr>
           </w:pPr>
-          <w:hyperlink w:anchor="_Toc236862145" w:history="1">
+          <w:hyperlink w:anchor="_Toc236866591" w:history="1">
             <w:r>
               <w:rPr>
                 <w:rStyle w:val="Hyperlink"/>
                 <w:rFonts w:ascii="Times New Roman" w:hAnsi="Times New Roman" w:cs="Times New Roman"/>
                 <w:noProof/>
-                <w:color w:val="034990" w:themeColor="hyperlink" w:themeShade="BF"/>
-              </w:rPr>
-              <w:t>TC02</w:t>
+              </w:rPr>
+              <w:t>1. Validate input ()</w:t>
             </w:r>
             <w:r>
               <w:rPr>
@@ -3191,7 +3823,7 @@
                 <w:noProof/>
                 <w:webHidden/>
               </w:rPr>
-              <w:instrText xml:space="preserve"> PAGEREF _Toc236862145 \h </w:instrText>
+              <w:instrText xml:space="preserve"> PAGEREF _Toc236866591 \h </w:instrText>
             </w:r>
             <w:r>
               <w:rPr>
@@ -3211,7 +3843,7 @@
                 <w:noProof/>
                 <w:webHidden/>
               </w:rPr>
-              <w:t>22</w:t>
+              <w:t>25</w:t>
             </w:r>
             <w:r>
               <w:rPr>
@@ -3233,15 +3865,14 @@
               <w:noProof/>
             </w:rPr>
           </w:pPr>
-          <w:hyperlink w:anchor="_Toc236862146" w:history="1">
+          <w:hyperlink w:anchor="_Toc236866592" w:history="1">
             <w:r>
               <w:rPr>
                 <w:rStyle w:val="Hyperlink"/>
                 <w:rFonts w:ascii="Times New Roman" w:hAnsi="Times New Roman" w:cs="Times New Roman"/>
                 <w:noProof/>
-                <w:color w:val="034990" w:themeColor="hyperlink" w:themeShade="BF"/>
-              </w:rPr>
-              <w:t>TC03</w:t>
+              </w:rPr>
+              <w:t>2. Calculate bill ()</w:t>
             </w:r>
             <w:r>
               <w:rPr>
@@ -3262,7 +3893,7 @@
                 <w:noProof/>
                 <w:webHidden/>
               </w:rPr>
-              <w:instrText xml:space="preserve"> PAGEREF _Toc236862146 \h </w:instrText>
+              <w:instrText xml:space="preserve"> PAGEREF _Toc236866592 \h </w:instrText>
             </w:r>
             <w:r>
               <w:rPr>
@@ -3282,7 +3913,7 @@
                 <w:noProof/>
                 <w:webHidden/>
               </w:rPr>
-              <w:t>23</w:t>
+              <w:t>26</w:t>
             </w:r>
             <w:r>
               <w:rPr>
@@ -3304,15 +3935,14 @@
               <w:noProof/>
             </w:rPr>
           </w:pPr>
-          <w:hyperlink w:anchor="_Toc236862147" w:history="1">
+          <w:hyperlink w:anchor="_Toc236866593" w:history="1">
             <w:r>
               <w:rPr>
                 <w:rStyle w:val="Hyperlink"/>
                 <w:rFonts w:ascii="Times New Roman" w:hAnsi="Times New Roman" w:cs="Times New Roman"/>
                 <w:noProof/>
-                <w:color w:val="034990" w:themeColor="hyperlink" w:themeShade="BF"/>
-              </w:rPr>
-              <w:t>TC04</w:t>
+              </w:rPr>
+              <w:t>3. Display bill ()</w:t>
             </w:r>
             <w:r>
               <w:rPr>
@@ -3333,7 +3963,7 @@
                 <w:noProof/>
                 <w:webHidden/>
               </w:rPr>
-              <w:instrText xml:space="preserve"> PAGEREF _Toc236862147 \h </w:instrText>
+              <w:instrText xml:space="preserve"> PAGEREF _Toc236866593 \h </w:instrText>
             </w:r>
             <w:r>
               <w:rPr>
@@ -3353,7 +3983,7 @@
                 <w:noProof/>
                 <w:webHidden/>
               </w:rPr>
-              <w:t>23</w:t>
+              <w:t>26</w:t>
             </w:r>
             <w:r>
               <w:rPr>
@@ -3366,7 +3996,7 @@
         </w:p>
         <w:p>
           <w:pPr>
-            <w:pStyle w:val="TOC3"/>
+            <w:pStyle w:val="TOC2"/>
             <w:tabs>
               <w:tab w:val="right" w:leader="dot" w:pos="10790"/>
             </w:tabs>
@@ -3375,15 +4005,14 @@
               <w:noProof/>
             </w:rPr>
           </w:pPr>
-          <w:hyperlink w:anchor="_Toc236862148" w:history="1">
+          <w:hyperlink w:anchor="_Toc236866594" w:history="1">
             <w:r>
               <w:rPr>
                 <w:rStyle w:val="Hyperlink"/>
                 <w:rFonts w:ascii="Times New Roman" w:hAnsi="Times New Roman" w:cs="Times New Roman"/>
                 <w:noProof/>
-                <w:color w:val="034990" w:themeColor="hyperlink" w:themeShade="BF"/>
-              </w:rPr>
-              <w:t>TC05</w:t>
+              </w:rPr>
+              <w:t>8.2 Variables Used</w:t>
             </w:r>
             <w:r>
               <w:rPr>
@@ -3404,7 +4033,7 @@
                 <w:noProof/>
                 <w:webHidden/>
               </w:rPr>
-              <w:instrText xml:space="preserve"> PAGEREF _Toc236862148 \h </w:instrText>
+              <w:instrText xml:space="preserve"> PAGEREF _Toc236866594 \h </w:instrText>
             </w:r>
             <w:r>
               <w:rPr>
@@ -3424,7 +4053,7 @@
                 <w:noProof/>
                 <w:webHidden/>
               </w:rPr>
-              <w:t>24</w:t>
+              <w:t>26</w:t>
             </w:r>
             <w:r>
               <w:rPr>
@@ -3437,7 +4066,7 @@
         </w:p>
         <w:p>
           <w:pPr>
-            <w:pStyle w:val="TOC3"/>
+            <w:pStyle w:val="TOC2"/>
             <w:tabs>
               <w:tab w:val="right" w:leader="dot" w:pos="10790"/>
             </w:tabs>
@@ -3446,15 +4075,14 @@
               <w:noProof/>
             </w:rPr>
           </w:pPr>
-          <w:hyperlink w:anchor="_Toc236862149" w:history="1">
+          <w:hyperlink w:anchor="_Toc236866595" w:history="1">
             <w:r>
               <w:rPr>
                 <w:rStyle w:val="Hyperlink"/>
                 <w:rFonts w:ascii="Times New Roman" w:hAnsi="Times New Roman" w:cs="Times New Roman"/>
                 <w:noProof/>
-                <w:color w:val="034990" w:themeColor="hyperlink" w:themeShade="BF"/>
-              </w:rPr>
-              <w:t>TC06</w:t>
+              </w:rPr>
+              <w:t>8.3 Programming Decisions.</w:t>
             </w:r>
             <w:r>
               <w:rPr>
@@ -3475,7 +4103,7 @@
                 <w:noProof/>
                 <w:webHidden/>
               </w:rPr>
-              <w:instrText xml:space="preserve"> PAGEREF _Toc236862149 \h </w:instrText>
+              <w:instrText xml:space="preserve"> PAGEREF _Toc236866595 \h </w:instrText>
             </w:r>
             <w:r>
               <w:rPr>
@@ -3495,149 +4123,7 @@
                 <w:noProof/>
                 <w:webHidden/>
               </w:rPr>
-              <w:t>24</w:t>
-            </w:r>
-            <w:r>
-              <w:rPr>
-                <w:noProof/>
-                <w:webHidden/>
-              </w:rPr>
-              <w:fldChar w:fldCharType="end"/>
-            </w:r>
-          </w:hyperlink>
-        </w:p>
-        <w:p>
-          <w:pPr>
-            <w:pStyle w:val="TOC3"/>
-            <w:tabs>
-              <w:tab w:val="right" w:leader="dot" w:pos="10790"/>
-            </w:tabs>
-            <w:rPr>
-              <w:rFonts w:eastAsiaTheme="minorEastAsia"/>
-              <w:noProof/>
-            </w:rPr>
-          </w:pPr>
-          <w:hyperlink w:anchor="_Toc236862150" w:history="1">
-            <w:r>
-              <w:rPr>
-                <w:rStyle w:val="Hyperlink"/>
-                <w:rFonts w:ascii="Times New Roman" w:hAnsi="Times New Roman" w:cs="Times New Roman"/>
-                <w:noProof/>
-                <w:color w:val="034990" w:themeColor="hyperlink" w:themeShade="BF"/>
-              </w:rPr>
-              <w:t>TC07</w:t>
-            </w:r>
-            <w:r>
-              <w:rPr>
-                <w:noProof/>
-                <w:webHidden/>
-              </w:rPr>
-              <w:tab/>
-            </w:r>
-            <w:r>
-              <w:rPr>
-                <w:noProof/>
-                <w:webHidden/>
-              </w:rPr>
-              <w:fldChar w:fldCharType="begin"/>
-            </w:r>
-            <w:r>
-              <w:rPr>
-                <w:noProof/>
-                <w:webHidden/>
-              </w:rPr>
-              <w:instrText xml:space="preserve"> PAGEREF _Toc236862150 \h </w:instrText>
-            </w:r>
-            <w:r>
-              <w:rPr>
-                <w:noProof/>
-                <w:webHidden/>
-              </w:rPr>
-            </w:r>
-            <w:r>
-              <w:rPr>
-                <w:noProof/>
-                <w:webHidden/>
-              </w:rPr>
-              <w:fldChar w:fldCharType="separate"/>
-            </w:r>
-            <w:r>
-              <w:rPr>
-                <w:noProof/>
-                <w:webHidden/>
-              </w:rPr>
-              <w:t>24</w:t>
-            </w:r>
-            <w:r>
-              <w:rPr>
-                <w:noProof/>
-                <w:webHidden/>
-              </w:rPr>
-              <w:fldChar w:fldCharType="end"/>
-            </w:r>
-          </w:hyperlink>
-        </w:p>
-        <w:p>
-          <w:pPr>
-            <w:pStyle w:val="TOC3"/>
-            <w:tabs>
-              <w:tab w:val="right" w:leader="dot" w:pos="10790"/>
-            </w:tabs>
-            <w:rPr>
-              <w:rFonts w:eastAsiaTheme="minorEastAsia"/>
-              <w:noProof/>
-            </w:rPr>
-          </w:pPr>
-          <w:hyperlink w:anchor="_Toc236862151" w:history="1">
-            <w:r>
-              <w:rPr>
-                <w:rStyle w:val="Hyperlink"/>
-                <w:rFonts w:ascii="Times New Roman" w:hAnsi="Times New Roman" w:cs="Times New Roman"/>
-                <w:noProof/>
-                <w:color w:val="034990" w:themeColor="hyperlink" w:themeShade="BF"/>
-              </w:rPr>
-              <w:t>TC08</w:t>
-            </w:r>
-            <w:r>
-              <w:rPr>
-                <w:noProof/>
-                <w:webHidden/>
-              </w:rPr>
-              <w:tab/>
-            </w:r>
-            <w:r>
-              <w:rPr>
-                <w:noProof/>
-                <w:webHidden/>
-              </w:rPr>
-              <w:fldChar w:fldCharType="begin"/>
-            </w:r>
-            <w:r>
-              <w:rPr>
-                <w:noProof/>
-                <w:webHidden/>
-              </w:rPr>
-              <w:instrText xml:space="preserve"> PAGEREF _Toc236862151 \h </w:instrText>
-            </w:r>
-            <w:r>
-              <w:rPr>
-                <w:noProof/>
-                <w:webHidden/>
-              </w:rPr>
-            </w:r>
-            <w:r>
-              <w:rPr>
-                <w:noProof/>
-                <w:webHidden/>
-              </w:rPr>
-              <w:fldChar w:fldCharType="separate"/>
-            </w:r>
-            <w:r>
-              <w:rPr>
-                <w:noProof/>
-                <w:webHidden/>
-              </w:rPr>
-              <w:t>25</w:t>
+              <w:t>27</w:t>
             </w:r>
             <w:r>
               <w:rPr>
@@ -3659,15 +4145,14 @@
               <w:noProof/>
             </w:rPr>
           </w:pPr>
-          <w:hyperlink w:anchor="_Toc236862152" w:history="1">
+          <w:hyperlink w:anchor="_Toc236866596" w:history="1">
             <w:r>
               <w:rPr>
                 <w:rStyle w:val="Hyperlink"/>
                 <w:rFonts w:ascii="Times New Roman" w:hAnsi="Times New Roman" w:cs="Times New Roman"/>
                 <w:noProof/>
-                <w:color w:val="023160" w:themeColor="hyperlink" w:themeShade="80"/>
-              </w:rPr>
-              <w:t>8. Technical Documentation.</w:t>
+              </w:rPr>
+              <w:t>9. Reflection.</w:t>
             </w:r>
             <w:r>
               <w:rPr>
@@ -3688,7 +4173,7 @@
                 <w:noProof/>
                 <w:webHidden/>
               </w:rPr>
-              <w:instrText xml:space="preserve"> PAGEREF _Toc236862152 \h </w:instrText>
+              <w:instrText xml:space="preserve"> PAGEREF _Toc236866596 \h </w:instrText>
             </w:r>
             <w:r>
               <w:rPr>
@@ -3708,7 +4193,7 @@
                 <w:noProof/>
                 <w:webHidden/>
               </w:rPr>
-              <w:t>25</w:t>
+              <w:t>27</w:t>
             </w:r>
             <w:r>
               <w:rPr>
@@ -3730,14 +4215,14 @@
               <w:noProof/>
             </w:rPr>
           </w:pPr>
-          <w:hyperlink w:anchor="_Toc236862153" w:history="1">
+          <w:hyperlink w:anchor="_Toc236866597" w:history="1">
             <w:r>
               <w:rPr>
                 <w:rStyle w:val="Hyperlink"/>
                 <w:rFonts w:ascii="Times New Roman" w:hAnsi="Times New Roman" w:cs="Times New Roman"/>
                 <w:noProof/>
               </w:rPr>
-              <w:t>8.1. Main Functions.</w:t>
+              <w:t>9.1 Future Enhancements.</w:t>
             </w:r>
             <w:r>
               <w:rPr>
@@ -3758,360 +4243,7 @@
                 <w:noProof/>
                 <w:webHidden/>
               </w:rPr>
-              <w:instrText xml:space="preserve"> PAGEREF _Toc236862153 \h </w:instrText>
-            </w:r>
-            <w:r>
-              <w:rPr>
-                <w:noProof/>
-                <w:webHidden/>
-              </w:rPr>
-            </w:r>
-            <w:r>
-              <w:rPr>
-                <w:noProof/>
-                <w:webHidden/>
-              </w:rPr>
-              <w:fldChar w:fldCharType="separate"/>
-            </w:r>
-            <w:r>
-              <w:rPr>
-                <w:noProof/>
-                <w:webHidden/>
-              </w:rPr>
-              <w:t>25</w:t>
-            </w:r>
-            <w:r>
-              <w:rPr>
-                <w:noProof/>
-                <w:webHidden/>
-              </w:rPr>
-              <w:fldChar w:fldCharType="end"/>
-            </w:r>
-          </w:hyperlink>
-        </w:p>
-        <w:p>
-          <w:pPr>
-            <w:pStyle w:val="TOC3"/>
-            <w:tabs>
-              <w:tab w:val="right" w:leader="dot" w:pos="10790"/>
-            </w:tabs>
-            <w:rPr>
-              <w:rFonts w:eastAsiaTheme="minorEastAsia"/>
-              <w:noProof/>
-            </w:rPr>
-          </w:pPr>
-          <w:hyperlink w:anchor="_Toc236862154" w:history="1">
-            <w:r>
-              <w:rPr>
-                <w:rStyle w:val="Hyperlink"/>
-                <w:rFonts w:ascii="Times New Roman" w:hAnsi="Times New Roman" w:cs="Times New Roman"/>
-                <w:noProof/>
-                <w:color w:val="034990" w:themeColor="hyperlink" w:themeShade="BF"/>
-              </w:rPr>
-              <w:t>1. Validate input ()</w:t>
-            </w:r>
-            <w:r>
-              <w:rPr>
-                <w:noProof/>
-                <w:webHidden/>
-              </w:rPr>
-              <w:tab/>
-            </w:r>
-            <w:r>
-              <w:rPr>
-                <w:noProof/>
-                <w:webHidden/>
-              </w:rPr>
-              <w:fldChar w:fldCharType="begin"/>
-            </w:r>
-            <w:r>
-              <w:rPr>
-                <w:noProof/>
-                <w:webHidden/>
-              </w:rPr>
-              <w:instrText xml:space="preserve"> PAGEREF _Toc236862154 \h </w:instrText>
-            </w:r>
-            <w:r>
-              <w:rPr>
-                <w:noProof/>
-                <w:webHidden/>
-              </w:rPr>
-            </w:r>
-            <w:r>
-              <w:rPr>
-                <w:noProof/>
-                <w:webHidden/>
-              </w:rPr>
-              <w:fldChar w:fldCharType="separate"/>
-            </w:r>
-            <w:r>
-              <w:rPr>
-                <w:noProof/>
-                <w:webHidden/>
-              </w:rPr>
-              <w:t>25</w:t>
-            </w:r>
-            <w:r>
-              <w:rPr>
-                <w:noProof/>
-                <w:webHidden/>
-              </w:rPr>
-              <w:fldChar w:fldCharType="end"/>
-            </w:r>
-          </w:hyperlink>
-        </w:p>
-        <w:p>
-          <w:pPr>
-            <w:pStyle w:val="TOC3"/>
-            <w:tabs>
-              <w:tab w:val="right" w:leader="dot" w:pos="10790"/>
-            </w:tabs>
-            <w:rPr>
-              <w:rFonts w:eastAsiaTheme="minorEastAsia"/>
-              <w:noProof/>
-            </w:rPr>
-          </w:pPr>
-          <w:hyperlink w:anchor="_Toc236862155" w:history="1">
-            <w:r>
-              <w:rPr>
-                <w:rStyle w:val="Hyperlink"/>
-                <w:rFonts w:ascii="Times New Roman" w:hAnsi="Times New Roman" w:cs="Times New Roman"/>
-                <w:noProof/>
-                <w:color w:val="034990" w:themeColor="hyperlink" w:themeShade="BF"/>
-              </w:rPr>
-              <w:t>2. Calculate bill ()</w:t>
-            </w:r>
-            <w:r>
-              <w:rPr>
-                <w:noProof/>
-                <w:webHidden/>
-              </w:rPr>
-              <w:tab/>
-            </w:r>
-            <w:r>
-              <w:rPr>
-                <w:noProof/>
-                <w:webHidden/>
-              </w:rPr>
-              <w:fldChar w:fldCharType="begin"/>
-            </w:r>
-            <w:r>
-              <w:rPr>
-                <w:noProof/>
-                <w:webHidden/>
-              </w:rPr>
-              <w:instrText xml:space="preserve"> PAGEREF _Toc236862155 \h </w:instrText>
-            </w:r>
-            <w:r>
-              <w:rPr>
-                <w:noProof/>
-                <w:webHidden/>
-              </w:rPr>
-            </w:r>
-            <w:r>
-              <w:rPr>
-                <w:noProof/>
-                <w:webHidden/>
-              </w:rPr>
-              <w:fldChar w:fldCharType="separate"/>
-            </w:r>
-            <w:r>
-              <w:rPr>
-                <w:noProof/>
-                <w:webHidden/>
-              </w:rPr>
-              <w:t>26</w:t>
-            </w:r>
-            <w:r>
-              <w:rPr>
-                <w:noProof/>
-                <w:webHidden/>
-              </w:rPr>
-              <w:fldChar w:fldCharType="end"/>
-            </w:r>
-          </w:hyperlink>
-        </w:p>
-        <w:p>
-          <w:pPr>
-            <w:pStyle w:val="TOC3"/>
-            <w:tabs>
-              <w:tab w:val="right" w:leader="dot" w:pos="10790"/>
-            </w:tabs>
-            <w:rPr>
-              <w:rFonts w:eastAsiaTheme="minorEastAsia"/>
-              <w:noProof/>
-            </w:rPr>
-          </w:pPr>
-          <w:hyperlink w:anchor="_Toc236862156" w:history="1">
-            <w:r>
-              <w:rPr>
-                <w:rStyle w:val="Hyperlink"/>
-                <w:rFonts w:ascii="Times New Roman" w:hAnsi="Times New Roman" w:cs="Times New Roman"/>
-                <w:noProof/>
-                <w:color w:val="034990" w:themeColor="hyperlink" w:themeShade="BF"/>
-              </w:rPr>
-              <w:t>3. Display bill ()</w:t>
-            </w:r>
-            <w:r>
-              <w:rPr>
-                <w:noProof/>
-                <w:webHidden/>
-              </w:rPr>
-              <w:tab/>
-            </w:r>
-            <w:r>
-              <w:rPr>
-                <w:noProof/>
-                <w:webHidden/>
-              </w:rPr>
-              <w:fldChar w:fldCharType="begin"/>
-            </w:r>
-            <w:r>
-              <w:rPr>
-                <w:noProof/>
-                <w:webHidden/>
-              </w:rPr>
-              <w:instrText xml:space="preserve"> PAGEREF _Toc236862156 \h </w:instrText>
-            </w:r>
-            <w:r>
-              <w:rPr>
-                <w:noProof/>
-                <w:webHidden/>
-              </w:rPr>
-            </w:r>
-            <w:r>
-              <w:rPr>
-                <w:noProof/>
-                <w:webHidden/>
-              </w:rPr>
-              <w:fldChar w:fldCharType="separate"/>
-            </w:r>
-            <w:r>
-              <w:rPr>
-                <w:noProof/>
-                <w:webHidden/>
-              </w:rPr>
-              <w:t>26</w:t>
-            </w:r>
-            <w:r>
-              <w:rPr>
-                <w:noProof/>
-                <w:webHidden/>
-              </w:rPr>
-              <w:fldChar w:fldCharType="end"/>
-            </w:r>
-          </w:hyperlink>
-        </w:p>
-        <w:p>
-          <w:pPr>
-            <w:pStyle w:val="TOC2"/>
-            <w:tabs>
-              <w:tab w:val="right" w:leader="dot" w:pos="10790"/>
-            </w:tabs>
-            <w:rPr>
-              <w:rFonts w:eastAsiaTheme="minorEastAsia"/>
-              <w:noProof/>
-            </w:rPr>
-          </w:pPr>
-          <w:hyperlink w:anchor="_Toc236862157" w:history="1">
-            <w:r>
-              <w:rPr>
-                <w:rStyle w:val="Hyperlink"/>
-                <w:rFonts w:ascii="Times New Roman" w:hAnsi="Times New Roman" w:cs="Times New Roman"/>
-                <w:noProof/>
-              </w:rPr>
-              <w:t>8.2 Variables Used</w:t>
-            </w:r>
-            <w:r>
-              <w:rPr>
-                <w:noProof/>
-                <w:webHidden/>
-              </w:rPr>
-              <w:tab/>
-            </w:r>
-            <w:r>
-              <w:rPr>
-                <w:noProof/>
-                <w:webHidden/>
-              </w:rPr>
-              <w:fldChar w:fldCharType="begin"/>
-            </w:r>
-            <w:r>
-              <w:rPr>
-                <w:noProof/>
-                <w:webHidden/>
-              </w:rPr>
-              <w:instrText xml:space="preserve"> PAGEREF _Toc236862157 \h </w:instrText>
-            </w:r>
-            <w:r>
-              <w:rPr>
-                <w:noProof/>
-                <w:webHidden/>
-              </w:rPr>
-            </w:r>
-            <w:r>
-              <w:rPr>
-                <w:noProof/>
-                <w:webHidden/>
-              </w:rPr>
-              <w:fldChar w:fldCharType="separate"/>
-            </w:r>
-            <w:r>
-              <w:rPr>
-                <w:noProof/>
-                <w:webHidden/>
-              </w:rPr>
-              <w:t>26</w:t>
-            </w:r>
-            <w:r>
-              <w:rPr>
-                <w:noProof/>
-                <w:webHidden/>
-              </w:rPr>
-              <w:fldChar w:fldCharType="end"/>
-            </w:r>
-          </w:hyperlink>
-        </w:p>
-        <w:p>
-          <w:pPr>
-            <w:pStyle w:val="TOC2"/>
-            <w:tabs>
-              <w:tab w:val="right" w:leader="dot" w:pos="10790"/>
-            </w:tabs>
-            <w:rPr>
-              <w:rFonts w:eastAsiaTheme="minorEastAsia"/>
-              <w:noProof/>
-            </w:rPr>
-          </w:pPr>
-          <w:hyperlink w:anchor="_Toc236862158" w:history="1">
-            <w:r>
-              <w:rPr>
-                <w:rStyle w:val="Hyperlink"/>
-                <w:rFonts w:ascii="Times New Roman" w:hAnsi="Times New Roman" w:cs="Times New Roman"/>
-                <w:noProof/>
-              </w:rPr>
-              <w:t>8.3 Programming Decisions.</w:t>
-            </w:r>
-            <w:r>
-              <w:rPr>
-                <w:noProof/>
-                <w:webHidden/>
-              </w:rPr>
-              <w:tab/>
-            </w:r>
-            <w:r>
-              <w:rPr>
-                <w:noProof/>
-                <w:webHidden/>
-              </w:rPr>
-              <w:fldChar w:fldCharType="begin"/>
-            </w:r>
-            <w:r>
-              <w:rPr>
-                <w:noProof/>
-                <w:webHidden/>
-              </w:rPr>
-              <w:instrText xml:space="preserve"> PAGEREF _Toc236862158 \h </w:instrText>
+              <w:instrText xml:space="preserve"> PAGEREF _Toc236866597 \h </w:instrText>
             </w:r>
             <w:r>
               <w:rPr>
@@ -4153,15 +4285,15 @@
               <w:noProof/>
             </w:rPr>
           </w:pPr>
-          <w:hyperlink w:anchor="_Toc236862159" w:history="1">
+          <w:hyperlink w:anchor="_Toc236866598" w:history="1">
             <w:r>
               <w:rPr>
                 <w:rStyle w:val="Hyperlink"/>
                 <w:rFonts w:ascii="Times New Roman" w:hAnsi="Times New Roman" w:cs="Times New Roman"/>
                 <w:noProof/>
-                <w:color w:val="023160" w:themeColor="hyperlink" w:themeShade="80"/>
-              </w:rPr>
-              <w:t>9. Reflection.</w:t>
+                <w:color w:val="auto"/>
+              </w:rPr>
+              <w:t>10. References.</w:t>
             </w:r>
             <w:r>
               <w:rPr>
@@ -4182,77 +4314,7 @@
                 <w:noProof/>
                 <w:webHidden/>
               </w:rPr>
-              <w:instrText xml:space="preserve"> PAGEREF _Toc236862159 \h </w:instrText>
-            </w:r>
-            <w:r>
-              <w:rPr>
-                <w:noProof/>
-                <w:webHidden/>
-              </w:rPr>
-            </w:r>
-            <w:r>
-              <w:rPr>
-                <w:noProof/>
-                <w:webHidden/>
-              </w:rPr>
-              <w:fldChar w:fldCharType="separate"/>
-            </w:r>
-            <w:r>
-              <w:rPr>
-                <w:noProof/>
-                <w:webHidden/>
-              </w:rPr>
-              <w:t>27</w:t>
-            </w:r>
-            <w:r>
-              <w:rPr>
-                <w:noProof/>
-                <w:webHidden/>
-              </w:rPr>
-              <w:fldChar w:fldCharType="end"/>
-            </w:r>
-          </w:hyperlink>
-        </w:p>
-        <w:p>
-          <w:pPr>
-            <w:pStyle w:val="TOC2"/>
-            <w:tabs>
-              <w:tab w:val="right" w:leader="dot" w:pos="10790"/>
-            </w:tabs>
-            <w:rPr>
-              <w:rFonts w:eastAsiaTheme="minorEastAsia"/>
-              <w:noProof/>
-            </w:rPr>
-          </w:pPr>
-          <w:hyperlink w:anchor="_Toc236862160" w:history="1">
-            <w:r>
-              <w:rPr>
-                <w:rStyle w:val="Hyperlink"/>
-                <w:rFonts w:ascii="Times New Roman" w:hAnsi="Times New Roman" w:cs="Times New Roman"/>
-                <w:noProof/>
-              </w:rPr>
-              <w:t>9.1 Future Enhancements.</w:t>
-            </w:r>
-            <w:r>
-              <w:rPr>
-                <w:noProof/>
-                <w:webHidden/>
-              </w:rPr>
-              <w:tab/>
-            </w:r>
-            <w:r>
-              <w:rPr>
-                <w:noProof/>
-                <w:webHidden/>
-              </w:rPr>
-              <w:fldChar w:fldCharType="begin"/>
-            </w:r>
-            <w:r>
-              <w:rPr>
-                <w:noProof/>
-                <w:webHidden/>
-              </w:rPr>
-              <w:instrText xml:space="preserve"> PAGEREF _Toc236862160 \h </w:instrText>
+              <w:instrText xml:space="preserve"> PAGEREF _Toc236866598 \h </w:instrText>
             </w:r>
             <w:r>
               <w:rPr>
@@ -4468,7 +4530,7 @@
           <w:szCs w:val="24"/>
         </w:rPr>
       </w:pPr>
-      <w:bookmarkStart w:id="1" w:name="_Toc236862117"/>
+      <w:bookmarkStart w:id="0" w:name="_Toc236866554"/>
       <w:r>
         <w:rPr>
           <w:rFonts w:ascii="Times New Roman" w:hAnsi="Times New Roman" w:cs="Times New Roman"/>
@@ -4478,34 +4540,34 @@
         </w:rPr>
         <w:t>1. Problem Analysis.</w:t>
       </w:r>
+      <w:bookmarkEnd w:id="0"/>
+    </w:p>
+    <w:p>
+      <w:pPr>
+        <w:pStyle w:val="Heading2"/>
+        <w:spacing w:line="360" w:lineRule="auto"/>
+        <w:jc w:val="both"/>
+        <w:rPr>
+          <w:rFonts w:ascii="Times New Roman" w:hAnsi="Times New Roman" w:cs="Times New Roman"/>
+          <w:color w:val="70AD47" w:themeColor="accent6"/>
+          <w:sz w:val="24"/>
+          <w:szCs w:val="24"/>
+        </w:rPr>
+      </w:pPr>
+      <w:bookmarkStart w:id="1" w:name="_Toc236866555"/>
+      <w:r>
+        <w:rPr>
+          <w:rFonts w:ascii="Times New Roman" w:hAnsi="Times New Roman" w:cs="Times New Roman"/>
+          <w:color w:val="70AD47" w:themeColor="accent6"/>
+          <w:sz w:val="24"/>
+          <w:szCs w:val="24"/>
+        </w:rPr>
+        <w:t>1.1 Introduction</w:t>
+      </w:r>
       <w:bookmarkEnd w:id="1"/>
     </w:p>
     <w:p>
       <w:pPr>
-        <w:pStyle w:val="Heading2"/>
-        <w:spacing w:line="360" w:lineRule="auto"/>
-        <w:jc w:val="both"/>
-        <w:rPr>
-          <w:rFonts w:ascii="Times New Roman" w:hAnsi="Times New Roman" w:cs="Times New Roman"/>
-          <w:color w:val="70AD47" w:themeColor="accent6"/>
-          <w:sz w:val="24"/>
-          <w:szCs w:val="24"/>
-        </w:rPr>
-      </w:pPr>
-      <w:bookmarkStart w:id="2" w:name="_Toc236862118"/>
-      <w:r>
-        <w:rPr>
-          <w:rFonts w:ascii="Times New Roman" w:hAnsi="Times New Roman" w:cs="Times New Roman"/>
-          <w:color w:val="70AD47" w:themeColor="accent6"/>
-          <w:sz w:val="24"/>
-          <w:szCs w:val="24"/>
-        </w:rPr>
-        <w:t>1.1 Introduction</w:t>
-      </w:r>
-      <w:bookmarkEnd w:id="2"/>
-    </w:p>
-    <w:p>
-      <w:pPr>
         <w:pStyle w:val="ListParagraph"/>
         <w:spacing w:line="360" w:lineRule="auto"/>
         <w:ind w:left="360"/>
@@ -4524,6 +4586,7 @@
         </w:rPr>
         <w:t xml:space="preserve">For </w:t>
       </w:r>
+      <w:proofErr w:type="spellStart"/>
       <w:r>
         <w:rPr>
           <w:rFonts w:ascii="Times New Roman" w:hAnsi="Times New Roman" w:cs="Times New Roman"/>
@@ -4543,13 +4606,22 @@
         </w:rPr>
         <w:t>QuickBite</w:t>
       </w:r>
-      <w:r>
-        <w:rPr>
-          <w:rFonts w:ascii="Times New Roman" w:hAnsi="Times New Roman" w:cs="Times New Roman"/>
-          <w:sz w:val="24"/>
-          <w:szCs w:val="24"/>
-        </w:rPr>
-        <w:t>, there is a need for an automated console billing application to avoid any manual errors and inefficiencies during the process. The billing process will be carried out using the following procedural python program.</w:t>
+      <w:proofErr w:type="spellEnd"/>
+      <w:r>
+        <w:rPr>
+          <w:rFonts w:ascii="Times New Roman" w:hAnsi="Times New Roman" w:cs="Times New Roman"/>
+          <w:sz w:val="24"/>
+          <w:szCs w:val="24"/>
+        </w:rPr>
+        <w:t xml:space="preserve">, there is </w:t>
+      </w:r>
+      <w:r>
+        <w:rPr>
+          <w:rFonts w:ascii="Times New Roman" w:hAnsi="Times New Roman" w:cs="Times New Roman"/>
+          <w:sz w:val="24"/>
+          <w:szCs w:val="24"/>
+        </w:rPr>
+        <w:t>need for an automated console billing application to avoid any manual errors and inefficiencies during the process. The billing process will be carried out using the following procedural python program.</w:t>
       </w:r>
     </w:p>
     <w:p>
@@ -4564,7 +4636,7 @@
           <w:szCs w:val="24"/>
         </w:rPr>
       </w:pPr>
-      <w:bookmarkStart w:id="3" w:name="_Toc236862119"/>
+      <w:bookmarkStart w:id="2" w:name="_Toc236866556"/>
       <w:r>
         <w:rPr>
           <w:rFonts w:ascii="Times New Roman" w:hAnsi="Times New Roman" w:cs="Times New Roman"/>
@@ -4574,7 +4646,7 @@
         </w:rPr>
         <w:t>1.2 Inputs</w:t>
       </w:r>
-      <w:bookmarkEnd w:id="3"/>
+      <w:bookmarkEnd w:id="2"/>
     </w:p>
     <w:p>
       <w:pPr>
@@ -5235,7 +5307,7 @@
           <w:szCs w:val="24"/>
         </w:rPr>
       </w:pPr>
-      <w:bookmarkStart w:id="4" w:name="_Toc236862120"/>
+      <w:bookmarkStart w:id="3" w:name="_Toc236866557"/>
       <w:r>
         <w:rPr>
           <w:rFonts w:ascii="Times New Roman" w:hAnsi="Times New Roman" w:cs="Times New Roman"/>
@@ -5245,7 +5317,7 @@
         </w:rPr>
         <w:t>1.3 Processing</w:t>
       </w:r>
-      <w:bookmarkEnd w:id="4"/>
+      <w:bookmarkEnd w:id="3"/>
     </w:p>
     <w:p>
       <w:pPr>
@@ -5667,7 +5739,7 @@
           <w:szCs w:val="24"/>
         </w:rPr>
       </w:pPr>
-      <w:bookmarkStart w:id="5" w:name="_Toc236862121"/>
+      <w:bookmarkStart w:id="4" w:name="_Toc236866558"/>
       <w:r>
         <w:rPr>
           <w:rFonts w:ascii="Times New Roman" w:hAnsi="Times New Roman" w:cs="Times New Roman"/>
@@ -5677,7 +5749,7 @@
         </w:rPr>
         <w:t>1.4 Outputs</w:t>
       </w:r>
-      <w:bookmarkEnd w:id="5"/>
+      <w:bookmarkEnd w:id="4"/>
     </w:p>
     <w:p>
       <w:pPr>
@@ -5887,7 +5959,7 @@
           <w:szCs w:val="24"/>
         </w:rPr>
       </w:pPr>
-      <w:bookmarkStart w:id="6" w:name="_Toc236862122"/>
+      <w:bookmarkStart w:id="5" w:name="_Toc236866559"/>
       <w:r>
         <w:rPr>
           <w:rFonts w:ascii="Times New Roman" w:hAnsi="Times New Roman" w:cs="Times New Roman"/>
@@ -5897,7 +5969,7 @@
         </w:rPr>
         <w:t>1.5 Assumptions</w:t>
       </w:r>
-      <w:bookmarkEnd w:id="6"/>
+      <w:bookmarkEnd w:id="5"/>
     </w:p>
     <w:p>
       <w:pPr>
@@ -6069,7 +6141,7 @@
           <w:szCs w:val="24"/>
         </w:rPr>
       </w:pPr>
-      <w:bookmarkStart w:id="7" w:name="_Toc236862123"/>
+      <w:bookmarkStart w:id="6" w:name="_Toc236866560"/>
       <w:r>
         <w:rPr>
           <w:rFonts w:ascii="Times New Roman" w:hAnsi="Times New Roman" w:cs="Times New Roman"/>
@@ -6088,7 +6160,7 @@
         </w:rPr>
         <w:t>Constrains</w:t>
       </w:r>
-      <w:bookmarkEnd w:id="7"/>
+      <w:bookmarkEnd w:id="6"/>
     </w:p>
     <w:p>
       <w:pPr>
@@ -6535,7 +6607,7 @@
           <w:szCs w:val="24"/>
         </w:rPr>
       </w:pPr>
-      <w:bookmarkStart w:id="8" w:name="_Toc236862124"/>
+      <w:bookmarkStart w:id="7" w:name="_Toc236866561"/>
       <w:r>
         <w:rPr>
           <w:rFonts w:ascii="Times New Roman" w:hAnsi="Times New Roman" w:cs="Times New Roman"/>
@@ -6554,40 +6626,40 @@
         </w:rPr>
         <w:t>Algorithm Design.</w:t>
       </w:r>
+      <w:bookmarkEnd w:id="7"/>
+    </w:p>
+    <w:p>
+      <w:pPr>
+        <w:pStyle w:val="Heading2"/>
+        <w:spacing w:line="360" w:lineRule="auto"/>
+        <w:jc w:val="both"/>
+        <w:rPr>
+          <w:rFonts w:ascii="Times New Roman" w:hAnsi="Times New Roman" w:cs="Times New Roman"/>
+          <w:color w:val="70AD47" w:themeColor="accent6"/>
+          <w:sz w:val="24"/>
+          <w:szCs w:val="24"/>
+        </w:rPr>
+      </w:pPr>
+      <w:bookmarkStart w:id="8" w:name="_Toc236866562"/>
+      <w:r>
+        <w:rPr>
+          <w:rFonts w:ascii="Times New Roman" w:hAnsi="Times New Roman" w:cs="Times New Roman"/>
+          <w:color w:val="70AD47" w:themeColor="accent6"/>
+          <w:sz w:val="24"/>
+          <w:szCs w:val="24"/>
+        </w:rPr>
+        <w:t xml:space="preserve">2.1 </w:t>
+      </w:r>
+      <w:r>
+        <w:rPr>
+          <w:rFonts w:ascii="Times New Roman" w:hAnsi="Times New Roman" w:cs="Times New Roman"/>
+          <w:color w:val="70AD47" w:themeColor="accent6"/>
+          <w:sz w:val="24"/>
+          <w:szCs w:val="24"/>
+        </w:rPr>
+        <w:t>Algorithm</w:t>
+      </w:r>
       <w:bookmarkEnd w:id="8"/>
-    </w:p>
-    <w:p>
-      <w:pPr>
-        <w:pStyle w:val="Heading2"/>
-        <w:spacing w:line="360" w:lineRule="auto"/>
-        <w:jc w:val="both"/>
-        <w:rPr>
-          <w:rFonts w:ascii="Times New Roman" w:hAnsi="Times New Roman" w:cs="Times New Roman"/>
-          <w:color w:val="70AD47" w:themeColor="accent6"/>
-          <w:sz w:val="24"/>
-          <w:szCs w:val="24"/>
-        </w:rPr>
-      </w:pPr>
-      <w:bookmarkStart w:id="9" w:name="_Toc236862125"/>
-      <w:r>
-        <w:rPr>
-          <w:rFonts w:ascii="Times New Roman" w:hAnsi="Times New Roman" w:cs="Times New Roman"/>
-          <w:color w:val="70AD47" w:themeColor="accent6"/>
-          <w:sz w:val="24"/>
-          <w:szCs w:val="24"/>
-        </w:rPr>
-        <w:t xml:space="preserve">2.1 </w:t>
-      </w:r>
-      <w:r>
-        <w:rPr>
-          <w:rFonts w:ascii="Times New Roman" w:hAnsi="Times New Roman" w:cs="Times New Roman"/>
-          <w:color w:val="70AD47" w:themeColor="accent6"/>
-          <w:sz w:val="24"/>
-          <w:szCs w:val="24"/>
-        </w:rPr>
-        <w:t>Algorithm</w:t>
-      </w:r>
-      <w:bookmarkEnd w:id="9"/>
     </w:p>
     <w:p>
       <w:pPr>
@@ -7827,7 +7899,7 @@
           <w:szCs w:val="24"/>
         </w:rPr>
       </w:pPr>
-      <w:bookmarkStart w:id="10" w:name="_Toc236862126"/>
+      <w:bookmarkStart w:id="9" w:name="_Toc236866563"/>
       <w:r>
         <w:rPr>
           <w:rFonts w:ascii="Times New Roman" w:hAnsi="Times New Roman" w:cs="Times New Roman"/>
@@ -7847,7 +7919,7 @@
         </w:rPr>
         <w:t>Psuedocode</w:t>
       </w:r>
-      <w:bookmarkEnd w:id="10"/>
+      <w:bookmarkEnd w:id="9"/>
     </w:p>
     <w:p>
       <w:pPr>
@@ -8230,7 +8302,7 @@
           <w:szCs w:val="24"/>
         </w:rPr>
       </w:pPr>
-      <w:bookmarkStart w:id="11" w:name="_Toc236862127"/>
+      <w:bookmarkStart w:id="10" w:name="_Toc236866564"/>
       <w:r>
         <w:rPr>
           <w:rFonts w:ascii="Times New Roman" w:hAnsi="Times New Roman" w:cs="Times New Roman"/>
@@ -8249,7 +8321,7 @@
         </w:rPr>
         <w:t xml:space="preserve"> Flowchart</w:t>
       </w:r>
-      <w:bookmarkEnd w:id="11"/>
+      <w:bookmarkEnd w:id="10"/>
     </w:p>
     <w:p>
       <w:pPr>
@@ -8267,7 +8339,23 @@
           <w:sz w:val="24"/>
           <w:szCs w:val="24"/>
         </w:rPr>
-        <w:t>These standard symbols for flowcharts have been used to represent the logic in the visual form:</w:t>
+        <w:t>These standard symbols for flowcharts have bee</w:t>
+      </w:r>
+      <w:r>
+        <w:rPr>
+          <w:rFonts w:ascii="Times New Roman" w:eastAsia="Times New Roman" w:hAnsi="Times New Roman" w:cs="Times New Roman"/>
+          <w:sz w:val="24"/>
+          <w:szCs w:val="24"/>
+        </w:rPr>
+        <w:t>n used</w:t>
+      </w:r>
+      <w:r>
+        <w:rPr>
+          <w:rFonts w:ascii="Times New Roman" w:eastAsia="Times New Roman" w:hAnsi="Times New Roman" w:cs="Times New Roman"/>
+          <w:sz w:val="24"/>
+          <w:szCs w:val="24"/>
+        </w:rPr>
+        <w:t xml:space="preserve"> represent the logic in the visual form:</w:t>
       </w:r>
     </w:p>
     <w:p>
@@ -8678,7 +8766,7 @@
           <w:szCs w:val="24"/>
         </w:rPr>
       </w:pPr>
-      <w:bookmarkStart w:id="12" w:name="_Toc236862128"/>
+      <w:bookmarkStart w:id="11" w:name="_Toc236866565"/>
       <w:r>
         <w:rPr>
           <w:rFonts w:ascii="Times New Roman" w:hAnsi="Times New Roman" w:cs="Times New Roman"/>
@@ -8688,67 +8776,67 @@
         </w:rPr>
         <w:t>4. Program</w:t>
       </w:r>
+      <w:bookmarkEnd w:id="11"/>
+    </w:p>
+    <w:p>
+      <w:pPr>
+        <w:spacing w:line="360" w:lineRule="auto"/>
+        <w:jc w:val="both"/>
+        <w:rPr>
+          <w:rFonts w:ascii="Times New Roman" w:hAnsi="Times New Roman" w:cs="Times New Roman"/>
+          <w:sz w:val="24"/>
+          <w:szCs w:val="24"/>
+        </w:rPr>
+      </w:pPr>
+      <w:r>
+        <w:rPr>
+          <w:rFonts w:ascii="Times New Roman" w:hAnsi="Times New Roman" w:cs="Times New Roman"/>
+          <w:sz w:val="24"/>
+          <w:szCs w:val="24"/>
+        </w:rPr>
+        <w:t xml:space="preserve">Here is the explanation of the </w:t>
+      </w:r>
+      <w:r>
+        <w:rPr>
+          <w:rFonts w:ascii="Times New Roman" w:hAnsi="Times New Roman" w:cs="Times New Roman"/>
+          <w:bCs/>
+          <w:sz w:val="24"/>
+          <w:szCs w:val="24"/>
+        </w:rPr>
+        <w:t>QuickBite Python Program</w:t>
+      </w:r>
+      <w:r>
+        <w:rPr>
+          <w:rFonts w:ascii="Times New Roman" w:hAnsi="Times New Roman" w:cs="Times New Roman"/>
+          <w:sz w:val="24"/>
+          <w:szCs w:val="24"/>
+        </w:rPr>
+        <w:t xml:space="preserve"> logic in simple English, broken down step-by-step:</w:t>
+      </w:r>
+    </w:p>
+    <w:p>
+      <w:pPr>
+        <w:pStyle w:val="Heading2"/>
+        <w:spacing w:line="360" w:lineRule="auto"/>
+        <w:jc w:val="both"/>
+        <w:rPr>
+          <w:rFonts w:ascii="Times New Roman" w:hAnsi="Times New Roman" w:cs="Times New Roman"/>
+          <w:color w:val="70AD47" w:themeColor="accent6"/>
+          <w:sz w:val="24"/>
+          <w:szCs w:val="24"/>
+        </w:rPr>
+      </w:pPr>
+      <w:bookmarkStart w:id="12" w:name="_Toc236866566"/>
+      <w:r>
+        <w:rPr>
+          <w:rFonts w:ascii="Times New Roman" w:hAnsi="Times New Roman" w:cs="Times New Roman"/>
+          <w:color w:val="70AD47" w:themeColor="accent6"/>
+          <w:sz w:val="24"/>
+          <w:szCs w:val="24"/>
+        </w:rPr>
+        <w:t>4.1 Constants and Functions.</w:t>
+      </w:r>
       <w:bookmarkEnd w:id="12"/>
-    </w:p>
-    <w:p>
-      <w:pPr>
-        <w:spacing w:line="360" w:lineRule="auto"/>
-        <w:jc w:val="both"/>
-        <w:rPr>
-          <w:rFonts w:ascii="Times New Roman" w:hAnsi="Times New Roman" w:cs="Times New Roman"/>
-          <w:sz w:val="24"/>
-          <w:szCs w:val="24"/>
-        </w:rPr>
-      </w:pPr>
-      <w:r>
-        <w:rPr>
-          <w:rFonts w:ascii="Times New Roman" w:hAnsi="Times New Roman" w:cs="Times New Roman"/>
-          <w:sz w:val="24"/>
-          <w:szCs w:val="24"/>
-        </w:rPr>
-        <w:t xml:space="preserve">Here is the explanation of the </w:t>
-      </w:r>
-      <w:r>
-        <w:rPr>
-          <w:rFonts w:ascii="Times New Roman" w:hAnsi="Times New Roman" w:cs="Times New Roman"/>
-          <w:bCs/>
-          <w:sz w:val="24"/>
-          <w:szCs w:val="24"/>
-        </w:rPr>
-        <w:t>QuickBite Python Program</w:t>
-      </w:r>
-      <w:r>
-        <w:rPr>
-          <w:rFonts w:ascii="Times New Roman" w:hAnsi="Times New Roman" w:cs="Times New Roman"/>
-          <w:sz w:val="24"/>
-          <w:szCs w:val="24"/>
-        </w:rPr>
-        <w:t xml:space="preserve"> logic in simple English, broken down step-by-step:</w:t>
-      </w:r>
-    </w:p>
-    <w:p>
-      <w:pPr>
-        <w:pStyle w:val="Heading2"/>
-        <w:spacing w:line="360" w:lineRule="auto"/>
-        <w:jc w:val="both"/>
-        <w:rPr>
-          <w:rFonts w:ascii="Times New Roman" w:hAnsi="Times New Roman" w:cs="Times New Roman"/>
-          <w:color w:val="70AD47" w:themeColor="accent6"/>
-          <w:sz w:val="24"/>
-          <w:szCs w:val="24"/>
-        </w:rPr>
-      </w:pPr>
-      <w:bookmarkStart w:id="13" w:name="_Toc236862129"/>
-      <w:r>
-        <w:rPr>
-          <w:rFonts w:ascii="Times New Roman" w:hAnsi="Times New Roman" w:cs="Times New Roman"/>
-          <w:color w:val="70AD47" w:themeColor="accent6"/>
-          <w:sz w:val="24"/>
-          <w:szCs w:val="24"/>
-        </w:rPr>
-        <w:t>4.1 Constants and Functions.</w:t>
-      </w:r>
-      <w:bookmarkEnd w:id="13"/>
     </w:p>
     <w:p>
       <w:pPr>
@@ -9011,7 +9099,23 @@
           <w:sz w:val="24"/>
           <w:szCs w:val="24"/>
         </w:rPr>
-        <w:t>calculate_discount(): Calculates the discount based on the customer category:</w:t>
+        <w:t>calculate_discount(): Calc</w:t>
+      </w:r>
+      <w:r>
+        <w:rPr>
+          <w:rFonts w:ascii="Times New Roman" w:hAnsi="Times New Roman" w:cs="Times New Roman"/>
+          <w:sz w:val="24"/>
+          <w:szCs w:val="24"/>
+        </w:rPr>
+        <w:t>ulates the discount based on</w:t>
+      </w:r>
+      <w:r>
+        <w:rPr>
+          <w:rFonts w:ascii="Times New Roman" w:hAnsi="Times New Roman" w:cs="Times New Roman"/>
+          <w:sz w:val="24"/>
+          <w:szCs w:val="24"/>
+        </w:rPr>
+        <w:t xml:space="preserve"> customer category:</w:t>
       </w:r>
     </w:p>
     <w:p>
@@ -9352,7 +9456,7 @@
           <w:szCs w:val="24"/>
         </w:rPr>
       </w:pPr>
-      <w:bookmarkStart w:id="14" w:name="_Toc236862130"/>
+      <w:bookmarkStart w:id="13" w:name="_Toc236866567"/>
       <w:r>
         <w:rPr>
           <w:rFonts w:ascii="Times New Roman" w:hAnsi="Times New Roman" w:cs="Times New Roman"/>
@@ -9362,7 +9466,7 @@
         </w:rPr>
         <w:t>4.2 User Inputs and Data Validation.</w:t>
       </w:r>
-      <w:bookmarkEnd w:id="14"/>
+      <w:bookmarkEnd w:id="13"/>
       <w:r>
         <w:rPr>
           <w:rFonts w:ascii="Times New Roman" w:hAnsi="Times New Roman" w:cs="Times New Roman"/>
@@ -9523,7 +9627,23 @@
           <w:sz w:val="24"/>
           <w:szCs w:val="24"/>
         </w:rPr>
-        <w:t xml:space="preserve"> Checks that the quantity entered is a number greater than 0.</w:t>
+        <w:t xml:space="preserve"> Checks</w:t>
+      </w:r>
+      <w:r>
+        <w:rPr>
+          <w:rFonts w:ascii="Times New Roman" w:hAnsi="Times New Roman" w:cs="Times New Roman"/>
+          <w:sz w:val="24"/>
+          <w:szCs w:val="24"/>
+        </w:rPr>
+        <w:t xml:space="preserve"> that the quantity entered is </w:t>
+      </w:r>
+      <w:r>
+        <w:rPr>
+          <w:rFonts w:ascii="Times New Roman" w:hAnsi="Times New Roman" w:cs="Times New Roman"/>
+          <w:sz w:val="24"/>
+          <w:szCs w:val="24"/>
+        </w:rPr>
+        <w:t>number greater than 0.</w:t>
       </w:r>
     </w:p>
     <w:p>
@@ -9752,7 +9872,7 @@
           <w:szCs w:val="24"/>
         </w:rPr>
       </w:pPr>
-      <w:bookmarkStart w:id="15" w:name="_Toc236862131"/>
+      <w:bookmarkStart w:id="14" w:name="_Toc236866568"/>
       <w:r>
         <w:rPr>
           <w:rFonts w:ascii="Times New Roman" w:hAnsi="Times New Roman" w:cs="Times New Roman"/>
@@ -9762,7 +9882,7 @@
         </w:rPr>
         <w:t>4.3 Calculations</w:t>
       </w:r>
-      <w:bookmarkEnd w:id="15"/>
+      <w:bookmarkEnd w:id="14"/>
     </w:p>
     <w:p>
       <w:pPr>
@@ -10111,7 +10231,7 @@
           <w:szCs w:val="24"/>
         </w:rPr>
       </w:pPr>
-      <w:bookmarkStart w:id="16" w:name="_Toc236862132"/>
+      <w:bookmarkStart w:id="15" w:name="_Toc236866569"/>
       <w:r>
         <w:rPr>
           <w:rFonts w:ascii="Times New Roman" w:hAnsi="Times New Roman" w:cs="Times New Roman"/>
@@ -10139,7 +10259,7 @@
         </w:rPr>
         <w:t xml:space="preserve"> Receipt</w:t>
       </w:r>
-      <w:bookmarkEnd w:id="16"/>
+      <w:bookmarkEnd w:id="15"/>
     </w:p>
     <w:p>
       <w:pPr>
@@ -10254,7 +10374,15 @@
           <w:sz w:val="24"/>
           <w:szCs w:val="24"/>
         </w:rPr>
-        <w:t xml:space="preserve"> displays a clear, detailed bill on the scre</w:t>
+        <w:t xml:space="preserve"> displays</w:t>
+      </w:r>
+      <w:r>
+        <w:rPr>
+          <w:rFonts w:ascii="Times New Roman" w:hAnsi="Times New Roman" w:cs="Times New Roman"/>
+          <w:sz w:val="24"/>
+          <w:szCs w:val="24"/>
+        </w:rPr>
+        <w:t xml:space="preserve"> clear, detailed bill on the scre</w:t>
       </w:r>
       <w:r>
         <w:rPr>
@@ -10280,7 +10408,7 @@
           <w:szCs w:val="24"/>
         </w:rPr>
       </w:pPr>
-      <w:bookmarkStart w:id="17" w:name="_Toc236862133"/>
+      <w:bookmarkStart w:id="16" w:name="_Toc236866570"/>
       <w:r>
         <w:rPr>
           <w:rFonts w:ascii="Times New Roman" w:hAnsi="Times New Roman" w:cs="Times New Roman"/>
@@ -10291,102 +10419,102 @@
         <w:lastRenderedPageBreak/>
         <w:t>5. Input Validations</w:t>
       </w:r>
+      <w:bookmarkEnd w:id="16"/>
+    </w:p>
+    <w:p>
+      <w:pPr>
+        <w:pStyle w:val="NormalWeb"/>
+        <w:spacing w:line="360" w:lineRule="auto"/>
+        <w:jc w:val="both"/>
+      </w:pPr>
+      <w:r>
+        <w:rPr>
+          <w:bCs/>
+        </w:rPr>
+        <w:t>Input Validation</w:t>
+      </w:r>
+      <w:r>
+        <w:t xml:space="preserve"> is the process of checking the data entered by the user to ensure it is </w:t>
+      </w:r>
+      <w:r>
+        <w:rPr>
+          <w:bCs/>
+        </w:rPr>
+        <w:t>correct, safe, and logical</w:t>
+      </w:r>
+      <w:r>
+        <w:t xml:space="preserve"> before the program processes it. </w:t>
+      </w:r>
+    </w:p>
+    <w:p>
+      <w:pPr>
+        <w:pStyle w:val="NormalWeb"/>
+        <w:spacing w:line="360" w:lineRule="auto"/>
+        <w:jc w:val="both"/>
+      </w:pPr>
+      <w:r>
+        <w:t>If the user enters invalid data, input validation catches the error, displays a helpful message, and asks the user to re-enter the data.</w:t>
+      </w:r>
+      <w:r>
+        <w:tab/>
+      </w:r>
+    </w:p>
+    <w:p>
+      <w:pPr>
+        <w:pStyle w:val="Heading2"/>
+        <w:spacing w:line="360" w:lineRule="auto"/>
+        <w:jc w:val="both"/>
+        <w:rPr>
+          <w:rFonts w:ascii="Times New Roman" w:hAnsi="Times New Roman" w:cs="Times New Roman"/>
+          <w:color w:val="70AD47" w:themeColor="accent6"/>
+          <w:sz w:val="24"/>
+          <w:szCs w:val="24"/>
+        </w:rPr>
+      </w:pPr>
+      <w:bookmarkStart w:id="17" w:name="_Toc236866571"/>
+      <w:r>
+        <w:rPr>
+          <w:rFonts w:ascii="Times New Roman" w:hAnsi="Times New Roman" w:cs="Times New Roman"/>
+          <w:color w:val="70AD47" w:themeColor="accent6"/>
+          <w:sz w:val="24"/>
+          <w:szCs w:val="24"/>
+        </w:rPr>
+        <w:t>5.1 How Input Validation Works in this Program</w:t>
+      </w:r>
       <w:bookmarkEnd w:id="17"/>
     </w:p>
     <w:p>
       <w:pPr>
-        <w:pStyle w:val="NormalWeb"/>
-        <w:spacing w:line="360" w:lineRule="auto"/>
-        <w:jc w:val="both"/>
-      </w:pPr>
-      <w:r>
-        <w:rPr>
-          <w:bCs/>
-        </w:rPr>
-        <w:t>Input Validation</w:t>
-      </w:r>
-      <w:r>
-        <w:t xml:space="preserve"> is the process of checking the data entered by the user to ensure it is </w:t>
-      </w:r>
-      <w:r>
-        <w:rPr>
-          <w:bCs/>
-        </w:rPr>
-        <w:t>correct, safe, and logical</w:t>
-      </w:r>
-      <w:r>
-        <w:t xml:space="preserve"> before the program processes it. </w:t>
-      </w:r>
-    </w:p>
-    <w:p>
-      <w:pPr>
-        <w:pStyle w:val="NormalWeb"/>
-        <w:spacing w:line="360" w:lineRule="auto"/>
-        <w:jc w:val="both"/>
-      </w:pPr>
-      <w:r>
-        <w:t>If the user enters invalid data, input validation catches the error, displays a helpful message, and asks the user to re-enter the data.</w:t>
-      </w:r>
-      <w:r>
-        <w:tab/>
-      </w:r>
-    </w:p>
-    <w:p>
-      <w:pPr>
-        <w:pStyle w:val="Heading2"/>
-        <w:spacing w:line="360" w:lineRule="auto"/>
-        <w:jc w:val="both"/>
-        <w:rPr>
-          <w:rFonts w:ascii="Times New Roman" w:hAnsi="Times New Roman" w:cs="Times New Roman"/>
-          <w:color w:val="70AD47" w:themeColor="accent6"/>
-          <w:sz w:val="24"/>
-          <w:szCs w:val="24"/>
-        </w:rPr>
-      </w:pPr>
-      <w:bookmarkStart w:id="18" w:name="_Toc236862134"/>
-      <w:r>
-        <w:rPr>
-          <w:rFonts w:ascii="Times New Roman" w:hAnsi="Times New Roman" w:cs="Times New Roman"/>
-          <w:color w:val="70AD47" w:themeColor="accent6"/>
-          <w:sz w:val="24"/>
-          <w:szCs w:val="24"/>
-        </w:rPr>
-        <w:t>5.1 How Input Validation Works in this Program</w:t>
+        <w:pStyle w:val="Heading3"/>
+        <w:spacing w:line="360" w:lineRule="auto"/>
+        <w:jc w:val="both"/>
+        <w:rPr>
+          <w:rFonts w:ascii="Times New Roman" w:hAnsi="Times New Roman" w:cs="Times New Roman"/>
+        </w:rPr>
+      </w:pPr>
+      <w:bookmarkStart w:id="18" w:name="_Toc236866572"/>
+      <w:r>
+        <w:rPr>
+          <w:rFonts w:ascii="Times New Roman" w:hAnsi="Times New Roman" w:cs="Times New Roman"/>
+          <w:color w:val="BF8F00" w:themeColor="accent4" w:themeShade="BF"/>
+        </w:rPr>
+        <w:t>5.1</w:t>
+      </w:r>
+      <w:r>
+        <w:rPr>
+          <w:rFonts w:ascii="Times New Roman" w:hAnsi="Times New Roman" w:cs="Times New Roman"/>
+          <w:color w:val="BF8F00" w:themeColor="accent4" w:themeShade="BF"/>
+        </w:rPr>
+        <w:t>.1</w:t>
+      </w:r>
+      <w:r>
+        <w:rPr>
+          <w:rFonts w:ascii="Times New Roman" w:hAnsi="Times New Roman" w:cs="Times New Roman"/>
+          <w:color w:val="BF8F00" w:themeColor="accent4" w:themeShade="BF"/>
+        </w:rPr>
+        <w:t xml:space="preserve"> Order Type Validation</w:t>
       </w:r>
       <w:bookmarkEnd w:id="18"/>
-    </w:p>
-    <w:p>
-      <w:pPr>
-        <w:pStyle w:val="Heading3"/>
-        <w:spacing w:line="360" w:lineRule="auto"/>
-        <w:jc w:val="both"/>
-        <w:rPr>
-          <w:rFonts w:ascii="Times New Roman" w:hAnsi="Times New Roman" w:cs="Times New Roman"/>
-        </w:rPr>
-      </w:pPr>
-      <w:bookmarkStart w:id="19" w:name="_Toc236862135"/>
-      <w:r>
-        <w:rPr>
-          <w:rFonts w:ascii="Times New Roman" w:hAnsi="Times New Roman" w:cs="Times New Roman"/>
-          <w:color w:val="BF8F00" w:themeColor="accent4" w:themeShade="BF"/>
-        </w:rPr>
-        <w:t>5.1</w:t>
-      </w:r>
-      <w:r>
-        <w:rPr>
-          <w:rFonts w:ascii="Times New Roman" w:hAnsi="Times New Roman" w:cs="Times New Roman"/>
-          <w:color w:val="BF8F00" w:themeColor="accent4" w:themeShade="BF"/>
-        </w:rPr>
-        <w:t>.1</w:t>
-      </w:r>
-      <w:r>
-        <w:rPr>
-          <w:rFonts w:ascii="Times New Roman" w:hAnsi="Times New Roman" w:cs="Times New Roman"/>
-          <w:color w:val="BF8F00" w:themeColor="accent4" w:themeShade="BF"/>
-        </w:rPr>
-        <w:t xml:space="preserve"> Order Type Validation</w:t>
-      </w:r>
-      <w:bookmarkEnd w:id="19"/>
     </w:p>
     <w:p>
       <w:pPr>
@@ -10955,7 +11083,7 @@
           <w:color w:val="BF8F00" w:themeColor="accent4" w:themeShade="BF"/>
         </w:rPr>
       </w:pPr>
-      <w:bookmarkStart w:id="20" w:name="_Toc236862136"/>
+      <w:bookmarkStart w:id="19" w:name="_Toc236866573"/>
       <w:r>
         <w:rPr>
           <w:rFonts w:ascii="Times New Roman" w:hAnsi="Times New Roman" w:cs="Times New Roman"/>
@@ -10977,7 +11105,7 @@
         </w:rPr>
         <w:t>2 Number of Items Validation</w:t>
       </w:r>
-      <w:bookmarkEnd w:id="20"/>
+      <w:bookmarkEnd w:id="19"/>
     </w:p>
     <w:p>
       <w:pPr>
@@ -11543,7 +11671,7 @@
           <w:rFonts w:ascii="Times New Roman" w:hAnsi="Times New Roman" w:cs="Times New Roman"/>
         </w:rPr>
       </w:pPr>
-      <w:bookmarkStart w:id="21" w:name="_Toc236862137"/>
+      <w:bookmarkStart w:id="20" w:name="_Toc236866574"/>
       <w:r>
         <w:rPr>
           <w:rFonts w:ascii="Times New Roman" w:hAnsi="Times New Roman" w:cs="Times New Roman"/>
@@ -11551,7 +11679,7 @@
         </w:rPr>
         <w:t>5.1.3 Price per Item Validation</w:t>
       </w:r>
-      <w:bookmarkEnd w:id="21"/>
+      <w:bookmarkEnd w:id="20"/>
     </w:p>
     <w:p>
       <w:pPr>
@@ -12185,7 +12313,7 @@
           <w:color w:val="BF8F00" w:themeColor="accent4" w:themeShade="BF"/>
         </w:rPr>
       </w:pPr>
-      <w:bookmarkStart w:id="22" w:name="_Toc236862138"/>
+      <w:bookmarkStart w:id="21" w:name="_Toc236866575"/>
       <w:r>
         <w:rPr>
           <w:rFonts w:ascii="Times New Roman" w:hAnsi="Times New Roman" w:cs="Times New Roman"/>
@@ -12193,7 +12321,7 @@
         </w:rPr>
         <w:t>5.1.4 Delivery Distance Validation</w:t>
       </w:r>
-      <w:bookmarkEnd w:id="22"/>
+      <w:bookmarkEnd w:id="21"/>
     </w:p>
     <w:p>
       <w:pPr>
@@ -12780,7 +12908,7 @@
           <w:rFonts w:ascii="Times New Roman" w:hAnsi="Times New Roman" w:cs="Times New Roman"/>
         </w:rPr>
       </w:pPr>
-      <w:bookmarkStart w:id="23" w:name="_Toc236862139"/>
+      <w:bookmarkStart w:id="22" w:name="_Toc236866576"/>
       <w:r>
         <w:rPr>
           <w:rFonts w:ascii="Times New Roman" w:hAnsi="Times New Roman" w:cs="Times New Roman"/>
@@ -12788,7 +12916,7 @@
         </w:rPr>
         <w:t>5.1.5 Discount Eligibility Validation</w:t>
       </w:r>
-      <w:bookmarkEnd w:id="23"/>
+      <w:bookmarkEnd w:id="22"/>
     </w:p>
     <w:p>
       <w:pPr>
@@ -13419,7 +13547,7 @@
           <w:szCs w:val="24"/>
         </w:rPr>
       </w:pPr>
-      <w:bookmarkStart w:id="24" w:name="_Toc236862140"/>
+      <w:bookmarkStart w:id="23" w:name="_Toc236866577"/>
       <w:r>
         <w:rPr>
           <w:rFonts w:ascii="Times New Roman" w:hAnsi="Times New Roman" w:cs="Times New Roman"/>
@@ -13430,32 +13558,32 @@
         <w:lastRenderedPageBreak/>
         <w:t>6. Testing</w:t>
       </w:r>
+      <w:bookmarkEnd w:id="23"/>
+    </w:p>
+    <w:p/>
+    <w:p>
+      <w:pPr>
+        <w:pStyle w:val="Heading2"/>
+        <w:spacing w:line="360" w:lineRule="auto"/>
+        <w:jc w:val="both"/>
+        <w:rPr>
+          <w:rFonts w:ascii="Times New Roman" w:hAnsi="Times New Roman" w:cs="Times New Roman"/>
+          <w:color w:val="70AD47" w:themeColor="accent6"/>
+          <w:sz w:val="24"/>
+          <w:szCs w:val="24"/>
+        </w:rPr>
+      </w:pPr>
+      <w:bookmarkStart w:id="24" w:name="_Toc236866578"/>
+      <w:r>
+        <w:rPr>
+          <w:rFonts w:ascii="Times New Roman" w:hAnsi="Times New Roman" w:cs="Times New Roman"/>
+          <w:color w:val="70AD47" w:themeColor="accent6"/>
+          <w:sz w:val="24"/>
+          <w:szCs w:val="24"/>
+        </w:rPr>
+        <w:t>6.1 Test Plan</w:t>
+      </w:r>
       <w:bookmarkEnd w:id="24"/>
-    </w:p>
-    <w:p/>
-    <w:p>
-      <w:pPr>
-        <w:pStyle w:val="Heading2"/>
-        <w:spacing w:line="360" w:lineRule="auto"/>
-        <w:jc w:val="both"/>
-        <w:rPr>
-          <w:rFonts w:ascii="Times New Roman" w:hAnsi="Times New Roman" w:cs="Times New Roman"/>
-          <w:color w:val="70AD47" w:themeColor="accent6"/>
-          <w:sz w:val="24"/>
-          <w:szCs w:val="24"/>
-        </w:rPr>
-      </w:pPr>
-      <w:bookmarkStart w:id="25" w:name="_Toc236862141"/>
-      <w:r>
-        <w:rPr>
-          <w:rFonts w:ascii="Times New Roman" w:hAnsi="Times New Roman" w:cs="Times New Roman"/>
-          <w:color w:val="70AD47" w:themeColor="accent6"/>
-          <w:sz w:val="24"/>
-          <w:szCs w:val="24"/>
-        </w:rPr>
-        <w:t>6.1 Test Plan</w:t>
-      </w:r>
-      <w:bookmarkEnd w:id="25"/>
     </w:p>
     <w:p>
       <w:pPr>
@@ -13524,7 +13652,23 @@
           <w:sz w:val="24"/>
           <w:szCs w:val="24"/>
         </w:rPr>
-        <w:t>To validate calculations of food costs, delivery charges, and Premium/VIP discounts.</w:t>
+        <w:t>To validate calculations of f</w:t>
+      </w:r>
+      <w:r>
+        <w:rPr>
+          <w:rFonts w:ascii="Times New Roman" w:hAnsi="Times New Roman" w:cs="Times New Roman"/>
+          <w:sz w:val="24"/>
+          <w:szCs w:val="24"/>
+        </w:rPr>
+        <w:t>ood costs, delivery charges,</w:t>
+      </w:r>
+      <w:r>
+        <w:rPr>
+          <w:rFonts w:ascii="Times New Roman" w:hAnsi="Times New Roman" w:cs="Times New Roman"/>
+          <w:sz w:val="24"/>
+          <w:szCs w:val="24"/>
+        </w:rPr>
+        <w:t xml:space="preserve"> Premium/VIP discounts.</w:t>
       </w:r>
     </w:p>
     <w:p>
@@ -13670,7 +13814,7 @@
           <w:szCs w:val="24"/>
         </w:rPr>
       </w:pPr>
-      <w:bookmarkStart w:id="26" w:name="_Toc236862142"/>
+      <w:bookmarkStart w:id="25" w:name="_Toc236866579"/>
       <w:r>
         <w:rPr>
           <w:rFonts w:ascii="Times New Roman" w:hAnsi="Times New Roman" w:cs="Times New Roman"/>
@@ -13680,7 +13824,7 @@
         </w:rPr>
         <w:t>6.2 Test Cases</w:t>
       </w:r>
-      <w:bookmarkEnd w:id="26"/>
+      <w:bookmarkEnd w:id="25"/>
     </w:p>
     <w:tbl>
       <w:tblPr>
@@ -14866,7 +15010,7 @@
           <w:szCs w:val="24"/>
         </w:rPr>
       </w:pPr>
-      <w:bookmarkStart w:id="27" w:name="_Toc236862143"/>
+      <w:bookmarkStart w:id="26" w:name="_Toc236866580"/>
       <w:r>
         <w:rPr>
           <w:rFonts w:ascii="Times New Roman" w:hAnsi="Times New Roman" w:cs="Times New Roman"/>
@@ -14903,31 +15047,31 @@
         </w:rPr>
         <w:t>Evidence</w:t>
       </w:r>
+      <w:bookmarkEnd w:id="26"/>
+    </w:p>
+    <w:p>
+      <w:pPr>
+        <w:pStyle w:val="Heading2"/>
+        <w:spacing w:line="360" w:lineRule="auto"/>
+        <w:jc w:val="both"/>
+        <w:rPr>
+          <w:rFonts w:ascii="Times New Roman" w:hAnsi="Times New Roman" w:cs="Times New Roman"/>
+          <w:color w:val="70AD47" w:themeColor="accent6"/>
+          <w:sz w:val="24"/>
+          <w:szCs w:val="24"/>
+        </w:rPr>
+      </w:pPr>
+      <w:bookmarkStart w:id="27" w:name="_Toc236866581"/>
+      <w:r>
+        <w:rPr>
+          <w:rFonts w:ascii="Times New Roman" w:hAnsi="Times New Roman" w:cs="Times New Roman"/>
+          <w:color w:val="70AD47" w:themeColor="accent6"/>
+          <w:sz w:val="24"/>
+          <w:szCs w:val="24"/>
+        </w:rPr>
+        <w:t>TC01</w:t>
+      </w:r>
       <w:bookmarkEnd w:id="27"/>
-    </w:p>
-    <w:p>
-      <w:pPr>
-        <w:pStyle w:val="Heading2"/>
-        <w:spacing w:line="360" w:lineRule="auto"/>
-        <w:jc w:val="both"/>
-        <w:rPr>
-          <w:rFonts w:ascii="Times New Roman" w:hAnsi="Times New Roman" w:cs="Times New Roman"/>
-          <w:color w:val="70AD47" w:themeColor="accent6"/>
-          <w:sz w:val="24"/>
-          <w:szCs w:val="24"/>
-        </w:rPr>
-      </w:pPr>
-      <w:bookmarkStart w:id="28" w:name="_Toc236862144"/>
-      <w:r>
-        <w:rPr>
-          <w:rFonts w:ascii="Times New Roman" w:hAnsi="Times New Roman" w:cs="Times New Roman"/>
-          <w:color w:val="70AD47" w:themeColor="accent6"/>
-          <w:sz w:val="24"/>
-          <w:szCs w:val="24"/>
-        </w:rPr>
-        <w:t>TC01</w:t>
-      </w:r>
-      <w:bookmarkEnd w:id="28"/>
     </w:p>
     <w:p>
       <w:pPr>
@@ -15103,23 +15247,21 @@
     </w:p>
     <w:p>
       <w:pPr>
-        <w:pStyle w:val="Heading3"/>
-        <w:spacing w:line="360" w:lineRule="auto"/>
-        <w:jc w:val="both"/>
-        <w:rPr>
-          <w:rFonts w:ascii="Times New Roman" w:hAnsi="Times New Roman" w:cs="Times New Roman"/>
-          <w:color w:val="BF8F00" w:themeColor="accent4" w:themeShade="BF"/>
-        </w:rPr>
-      </w:pPr>
-      <w:bookmarkStart w:id="29" w:name="_Toc236862145"/>
-      <w:r>
-        <w:rPr>
-          <w:rFonts w:ascii="Times New Roman" w:hAnsi="Times New Roman" w:cs="Times New Roman"/>
-          <w:color w:val="BF8F00" w:themeColor="accent4" w:themeShade="BF"/>
+        <w:pStyle w:val="Heading2"/>
+        <w:rPr>
+          <w:rFonts w:ascii="Times New Roman" w:hAnsi="Times New Roman" w:cs="Times New Roman"/>
+          <w:color w:val="70AD47" w:themeColor="accent6"/>
+        </w:rPr>
+      </w:pPr>
+      <w:bookmarkStart w:id="28" w:name="_Toc236866582"/>
+      <w:r>
+        <w:rPr>
+          <w:rFonts w:ascii="Times New Roman" w:hAnsi="Times New Roman" w:cs="Times New Roman"/>
+          <w:color w:val="70AD47" w:themeColor="accent6"/>
         </w:rPr>
         <w:t>TC02</w:t>
       </w:r>
-      <w:bookmarkEnd w:id="29"/>
+      <w:bookmarkEnd w:id="28"/>
     </w:p>
     <w:p>
       <w:pPr>
@@ -15320,23 +15462,21 @@
     </w:p>
     <w:p>
       <w:pPr>
-        <w:pStyle w:val="Heading3"/>
-        <w:spacing w:line="360" w:lineRule="auto"/>
-        <w:jc w:val="both"/>
-        <w:rPr>
-          <w:rFonts w:ascii="Times New Roman" w:hAnsi="Times New Roman" w:cs="Times New Roman"/>
-          <w:color w:val="BF8F00" w:themeColor="accent4" w:themeShade="BF"/>
-        </w:rPr>
-      </w:pPr>
-      <w:bookmarkStart w:id="30" w:name="_Toc236862146"/>
-      <w:r>
-        <w:rPr>
-          <w:rFonts w:ascii="Times New Roman" w:hAnsi="Times New Roman" w:cs="Times New Roman"/>
-          <w:color w:val="BF8F00" w:themeColor="accent4" w:themeShade="BF"/>
+        <w:pStyle w:val="Heading2"/>
+        <w:rPr>
+          <w:rFonts w:ascii="Times New Roman" w:hAnsi="Times New Roman" w:cs="Times New Roman"/>
+          <w:color w:val="70AD47" w:themeColor="accent6"/>
+        </w:rPr>
+      </w:pPr>
+      <w:bookmarkStart w:id="29" w:name="_Toc236866583"/>
+      <w:r>
+        <w:rPr>
+          <w:rFonts w:ascii="Times New Roman" w:hAnsi="Times New Roman" w:cs="Times New Roman"/>
+          <w:color w:val="70AD47" w:themeColor="accent6"/>
         </w:rPr>
         <w:t>TC03</w:t>
       </w:r>
-      <w:bookmarkEnd w:id="30"/>
+      <w:bookmarkEnd w:id="29"/>
     </w:p>
     <w:p>
       <w:pPr>
@@ -15523,22 +15663,21 @@
     </w:p>
     <w:p>
       <w:pPr>
-        <w:pStyle w:val="Heading3"/>
-        <w:spacing w:line="360" w:lineRule="auto"/>
-        <w:jc w:val="both"/>
-        <w:rPr>
-          <w:rFonts w:ascii="Times New Roman" w:hAnsi="Times New Roman" w:cs="Times New Roman"/>
-        </w:rPr>
-      </w:pPr>
-      <w:bookmarkStart w:id="31" w:name="_Toc236862147"/>
-      <w:r>
-        <w:rPr>
-          <w:rFonts w:ascii="Times New Roman" w:hAnsi="Times New Roman" w:cs="Times New Roman"/>
-          <w:color w:val="BF8F00" w:themeColor="accent4" w:themeShade="BF"/>
+        <w:pStyle w:val="Heading2"/>
+        <w:rPr>
+          <w:rFonts w:ascii="Times New Roman" w:hAnsi="Times New Roman" w:cs="Times New Roman"/>
+          <w:color w:val="70AD47" w:themeColor="accent6"/>
+        </w:rPr>
+      </w:pPr>
+      <w:bookmarkStart w:id="30" w:name="_Toc236866584"/>
+      <w:r>
+        <w:rPr>
+          <w:rFonts w:ascii="Times New Roman" w:hAnsi="Times New Roman" w:cs="Times New Roman"/>
+          <w:color w:val="70AD47" w:themeColor="accent6"/>
         </w:rPr>
         <w:t>TC04</w:t>
       </w:r>
-      <w:bookmarkEnd w:id="31"/>
+      <w:bookmarkEnd w:id="30"/>
     </w:p>
     <w:p>
       <w:pPr>
@@ -15750,22 +15889,21 @@
     </w:p>
     <w:p>
       <w:pPr>
-        <w:pStyle w:val="Heading3"/>
-        <w:spacing w:line="360" w:lineRule="auto"/>
-        <w:jc w:val="both"/>
-        <w:rPr>
-          <w:rFonts w:ascii="Times New Roman" w:hAnsi="Times New Roman" w:cs="Times New Roman"/>
-        </w:rPr>
-      </w:pPr>
-      <w:bookmarkStart w:id="32" w:name="_Toc236862148"/>
-      <w:r>
-        <w:rPr>
-          <w:rFonts w:ascii="Times New Roman" w:hAnsi="Times New Roman" w:cs="Times New Roman"/>
-          <w:color w:val="BF8F00" w:themeColor="accent4" w:themeShade="BF"/>
+        <w:pStyle w:val="Heading2"/>
+        <w:rPr>
+          <w:rFonts w:ascii="Times New Roman" w:hAnsi="Times New Roman" w:cs="Times New Roman"/>
+          <w:color w:val="70AD47" w:themeColor="accent6"/>
+        </w:rPr>
+      </w:pPr>
+      <w:bookmarkStart w:id="31" w:name="_Toc236866585"/>
+      <w:r>
+        <w:rPr>
+          <w:rFonts w:ascii="Times New Roman" w:hAnsi="Times New Roman" w:cs="Times New Roman"/>
+          <w:color w:val="70AD47" w:themeColor="accent6"/>
         </w:rPr>
         <w:t>TC05</w:t>
       </w:r>
-      <w:bookmarkEnd w:id="32"/>
+      <w:bookmarkEnd w:id="31"/>
     </w:p>
     <w:p>
       <w:pPr>
@@ -15938,23 +16076,21 @@
     </w:p>
     <w:p>
       <w:pPr>
-        <w:pStyle w:val="Heading3"/>
-        <w:spacing w:line="360" w:lineRule="auto"/>
-        <w:jc w:val="both"/>
-        <w:rPr>
-          <w:rFonts w:ascii="Times New Roman" w:hAnsi="Times New Roman" w:cs="Times New Roman"/>
-          <w:color w:val="BF8F00" w:themeColor="accent4" w:themeShade="BF"/>
-        </w:rPr>
-      </w:pPr>
-      <w:bookmarkStart w:id="33" w:name="_Toc236862149"/>
-      <w:r>
-        <w:rPr>
-          <w:rFonts w:ascii="Times New Roman" w:hAnsi="Times New Roman" w:cs="Times New Roman"/>
-          <w:color w:val="BF8F00" w:themeColor="accent4" w:themeShade="BF"/>
+        <w:pStyle w:val="Heading2"/>
+        <w:rPr>
+          <w:rFonts w:ascii="Times New Roman" w:hAnsi="Times New Roman" w:cs="Times New Roman"/>
+          <w:color w:val="70AD47" w:themeColor="accent6"/>
+        </w:rPr>
+      </w:pPr>
+      <w:bookmarkStart w:id="32" w:name="_Toc236866586"/>
+      <w:r>
+        <w:rPr>
+          <w:rFonts w:ascii="Times New Roman" w:hAnsi="Times New Roman" w:cs="Times New Roman"/>
+          <w:color w:val="70AD47" w:themeColor="accent6"/>
         </w:rPr>
         <w:t>TC06</w:t>
       </w:r>
-      <w:bookmarkEnd w:id="33"/>
+      <w:bookmarkEnd w:id="32"/>
     </w:p>
     <w:p>
       <w:pPr>
@@ -16106,22 +16242,21 @@
     </w:p>
     <w:p>
       <w:pPr>
-        <w:pStyle w:val="Heading3"/>
-        <w:spacing w:line="360" w:lineRule="auto"/>
-        <w:jc w:val="both"/>
-        <w:rPr>
-          <w:rFonts w:ascii="Times New Roman" w:hAnsi="Times New Roman" w:cs="Times New Roman"/>
-        </w:rPr>
-      </w:pPr>
-      <w:bookmarkStart w:id="34" w:name="_Toc236862150"/>
-      <w:r>
-        <w:rPr>
-          <w:rFonts w:ascii="Times New Roman" w:hAnsi="Times New Roman" w:cs="Times New Roman"/>
-          <w:color w:val="BF8F00" w:themeColor="accent4" w:themeShade="BF"/>
+        <w:pStyle w:val="Heading2"/>
+        <w:rPr>
+          <w:rFonts w:ascii="Times New Roman" w:hAnsi="Times New Roman" w:cs="Times New Roman"/>
+          <w:color w:val="70AD47" w:themeColor="accent6"/>
+        </w:rPr>
+      </w:pPr>
+      <w:bookmarkStart w:id="33" w:name="_Toc236866587"/>
+      <w:r>
+        <w:rPr>
+          <w:rFonts w:ascii="Times New Roman" w:hAnsi="Times New Roman" w:cs="Times New Roman"/>
+          <w:color w:val="70AD47" w:themeColor="accent6"/>
         </w:rPr>
         <w:t>TC07</w:t>
       </w:r>
-      <w:bookmarkEnd w:id="34"/>
+      <w:bookmarkEnd w:id="33"/>
     </w:p>
     <w:p>
       <w:pPr>
@@ -16289,23 +16424,21 @@
     </w:p>
     <w:p>
       <w:pPr>
-        <w:pStyle w:val="Heading3"/>
-        <w:spacing w:line="360" w:lineRule="auto"/>
-        <w:jc w:val="both"/>
-        <w:rPr>
-          <w:rFonts w:ascii="Times New Roman" w:hAnsi="Times New Roman" w:cs="Times New Roman"/>
-          <w:color w:val="BF8F00" w:themeColor="accent4" w:themeShade="BF"/>
-        </w:rPr>
-      </w:pPr>
-      <w:bookmarkStart w:id="35" w:name="_Toc236862151"/>
-      <w:r>
-        <w:rPr>
-          <w:rFonts w:ascii="Times New Roman" w:hAnsi="Times New Roman" w:cs="Times New Roman"/>
-          <w:color w:val="BF8F00" w:themeColor="accent4" w:themeShade="BF"/>
+        <w:pStyle w:val="Heading2"/>
+        <w:rPr>
+          <w:rFonts w:ascii="Times New Roman" w:hAnsi="Times New Roman" w:cs="Times New Roman"/>
+          <w:color w:val="70AD47" w:themeColor="accent6"/>
+        </w:rPr>
+      </w:pPr>
+      <w:bookmarkStart w:id="34" w:name="_Toc236866588"/>
+      <w:r>
+        <w:rPr>
+          <w:rFonts w:ascii="Times New Roman" w:hAnsi="Times New Roman" w:cs="Times New Roman"/>
+          <w:color w:val="70AD47" w:themeColor="accent6"/>
         </w:rPr>
         <w:t>TC08</w:t>
       </w:r>
-      <w:bookmarkEnd w:id="35"/>
+      <w:bookmarkEnd w:id="34"/>
     </w:p>
     <w:p>
       <w:pPr>
@@ -16455,7 +16588,7 @@
           <w:szCs w:val="24"/>
         </w:rPr>
       </w:pPr>
-      <w:bookmarkStart w:id="36" w:name="_Toc236862152"/>
+      <w:bookmarkStart w:id="35" w:name="_Toc236866589"/>
       <w:r>
         <w:rPr>
           <w:rFonts w:ascii="Times New Roman" w:hAnsi="Times New Roman" w:cs="Times New Roman"/>
@@ -16465,90 +16598,114 @@
         </w:rPr>
         <w:t>8. Technical Documentation.</w:t>
       </w:r>
+      <w:bookmarkEnd w:id="35"/>
+    </w:p>
+    <w:p>
+      <w:pPr>
+        <w:spacing w:line="360" w:lineRule="auto"/>
+        <w:jc w:val="both"/>
+        <w:rPr>
+          <w:rFonts w:ascii="Times New Roman" w:hAnsi="Times New Roman" w:cs="Times New Roman"/>
+          <w:sz w:val="24"/>
+          <w:szCs w:val="24"/>
+        </w:rPr>
+      </w:pPr>
+      <w:r>
+        <w:rPr>
+          <w:rFonts w:ascii="Times New Roman" w:hAnsi="Times New Roman" w:cs="Times New Roman"/>
+          <w:sz w:val="24"/>
+          <w:szCs w:val="24"/>
+        </w:rPr>
+        <w:t>QuickBite is built in Python using procedural programming, using modular functions to improve r</w:t>
+      </w:r>
+      <w:r>
+        <w:rPr>
+          <w:rFonts w:ascii="Times New Roman" w:hAnsi="Times New Roman" w:cs="Times New Roman"/>
+          <w:sz w:val="24"/>
+          <w:szCs w:val="24"/>
+        </w:rPr>
+        <w:t xml:space="preserve">eadability, maintainability, </w:t>
+      </w:r>
+      <w:r>
+        <w:rPr>
+          <w:rFonts w:ascii="Times New Roman" w:hAnsi="Times New Roman" w:cs="Times New Roman"/>
+          <w:sz w:val="24"/>
+          <w:szCs w:val="24"/>
+        </w:rPr>
+        <w:t>code</w:t>
+      </w:r>
+      <w:r>
+        <w:rPr>
+          <w:rFonts w:ascii="Times New Roman" w:hAnsi="Times New Roman" w:cs="Times New Roman"/>
+          <w:sz w:val="24"/>
+          <w:szCs w:val="24"/>
+        </w:rPr>
+        <w:t xml:space="preserve"> reuse.</w:t>
+      </w:r>
+    </w:p>
+    <w:p>
+      <w:pPr>
+        <w:spacing w:line="360" w:lineRule="auto"/>
+        <w:jc w:val="both"/>
+        <w:rPr>
+          <w:rFonts w:ascii="Times New Roman" w:hAnsi="Times New Roman" w:cs="Times New Roman"/>
+          <w:sz w:val="24"/>
+          <w:szCs w:val="24"/>
+        </w:rPr>
+      </w:pPr>
+    </w:p>
+    <w:p>
+      <w:pPr>
+        <w:pStyle w:val="Heading2"/>
+        <w:spacing w:line="360" w:lineRule="auto"/>
+        <w:jc w:val="both"/>
+        <w:rPr>
+          <w:rFonts w:ascii="Times New Roman" w:hAnsi="Times New Roman" w:cs="Times New Roman"/>
+          <w:color w:val="70AD47" w:themeColor="accent6"/>
+          <w:sz w:val="24"/>
+          <w:szCs w:val="24"/>
+        </w:rPr>
+      </w:pPr>
+      <w:bookmarkStart w:id="36" w:name="_Toc236866590"/>
+      <w:r>
+        <w:rPr>
+          <w:rFonts w:ascii="Times New Roman" w:hAnsi="Times New Roman" w:cs="Times New Roman"/>
+          <w:color w:val="70AD47" w:themeColor="accent6"/>
+          <w:sz w:val="24"/>
+          <w:szCs w:val="24"/>
+        </w:rPr>
+        <w:t xml:space="preserve">8.1. </w:t>
+      </w:r>
+      <w:r>
+        <w:rPr>
+          <w:rFonts w:ascii="Times New Roman" w:hAnsi="Times New Roman" w:cs="Times New Roman"/>
+          <w:color w:val="70AD47" w:themeColor="accent6"/>
+          <w:sz w:val="24"/>
+          <w:szCs w:val="24"/>
+        </w:rPr>
+        <w:t>Main Functions.</w:t>
+      </w:r>
       <w:bookmarkEnd w:id="36"/>
     </w:p>
     <w:p>
       <w:pPr>
-        <w:spacing w:line="360" w:lineRule="auto"/>
-        <w:jc w:val="both"/>
-        <w:rPr>
-          <w:rFonts w:ascii="Times New Roman" w:hAnsi="Times New Roman" w:cs="Times New Roman"/>
-          <w:sz w:val="24"/>
-          <w:szCs w:val="24"/>
-        </w:rPr>
-      </w:pPr>
-      <w:r>
-        <w:rPr>
-          <w:rFonts w:ascii="Times New Roman" w:hAnsi="Times New Roman" w:cs="Times New Roman"/>
-          <w:sz w:val="24"/>
-          <w:szCs w:val="24"/>
-        </w:rPr>
-        <w:t>QuickBite is built in Python using procedural programming, using modular functions to improve readability, maintainability, and code reuse.</w:t>
-      </w:r>
-    </w:p>
-    <w:p>
-      <w:pPr>
-        <w:spacing w:line="360" w:lineRule="auto"/>
-        <w:jc w:val="both"/>
-        <w:rPr>
-          <w:rFonts w:ascii="Times New Roman" w:hAnsi="Times New Roman" w:cs="Times New Roman"/>
-          <w:sz w:val="24"/>
-          <w:szCs w:val="24"/>
-        </w:rPr>
-      </w:pPr>
-    </w:p>
-    <w:p>
-      <w:pPr>
-        <w:pStyle w:val="Heading2"/>
-        <w:spacing w:line="360" w:lineRule="auto"/>
-        <w:jc w:val="both"/>
-        <w:rPr>
-          <w:rFonts w:ascii="Times New Roman" w:hAnsi="Times New Roman" w:cs="Times New Roman"/>
-          <w:color w:val="70AD47" w:themeColor="accent6"/>
-          <w:sz w:val="24"/>
-          <w:szCs w:val="24"/>
-        </w:rPr>
-      </w:pPr>
-      <w:bookmarkStart w:id="37" w:name="_Toc236862153"/>
-      <w:r>
-        <w:rPr>
-          <w:rFonts w:ascii="Times New Roman" w:hAnsi="Times New Roman" w:cs="Times New Roman"/>
-          <w:color w:val="70AD47" w:themeColor="accent6"/>
-          <w:sz w:val="24"/>
-          <w:szCs w:val="24"/>
-        </w:rPr>
-        <w:t xml:space="preserve">8.1. </w:t>
-      </w:r>
-      <w:r>
-        <w:rPr>
-          <w:rFonts w:ascii="Times New Roman" w:hAnsi="Times New Roman" w:cs="Times New Roman"/>
-          <w:color w:val="70AD47" w:themeColor="accent6"/>
-          <w:sz w:val="24"/>
-          <w:szCs w:val="24"/>
-        </w:rPr>
-        <w:t>Main Functions.</w:t>
+        <w:pStyle w:val="Heading3"/>
+        <w:spacing w:line="360" w:lineRule="auto"/>
+        <w:jc w:val="both"/>
+        <w:rPr>
+          <w:rFonts w:ascii="Times New Roman" w:hAnsi="Times New Roman" w:cs="Times New Roman"/>
+          <w:color w:val="BF8F00" w:themeColor="accent4" w:themeShade="BF"/>
+        </w:rPr>
+      </w:pPr>
+      <w:bookmarkStart w:id="37" w:name="_Toc236866591"/>
+      <w:r>
+        <w:rPr>
+          <w:rFonts w:ascii="Times New Roman" w:hAnsi="Times New Roman" w:cs="Times New Roman"/>
+          <w:color w:val="BF8F00" w:themeColor="accent4" w:themeShade="BF"/>
+        </w:rPr>
+        <w:t>1. Validate input ()</w:t>
       </w:r>
       <w:bookmarkEnd w:id="37"/>
-    </w:p>
-    <w:p>
-      <w:pPr>
-        <w:pStyle w:val="Heading3"/>
-        <w:spacing w:line="360" w:lineRule="auto"/>
-        <w:jc w:val="both"/>
-        <w:rPr>
-          <w:rFonts w:ascii="Times New Roman" w:hAnsi="Times New Roman" w:cs="Times New Roman"/>
-          <w:color w:val="BF8F00" w:themeColor="accent4" w:themeShade="BF"/>
-        </w:rPr>
-      </w:pPr>
-      <w:bookmarkStart w:id="38" w:name="_Toc236862154"/>
-      <w:r>
-        <w:rPr>
-          <w:rFonts w:ascii="Times New Roman" w:hAnsi="Times New Roman" w:cs="Times New Roman"/>
-          <w:color w:val="BF8F00" w:themeColor="accent4" w:themeShade="BF"/>
-        </w:rPr>
-        <w:t>1. Validate input ()</w:t>
-      </w:r>
-      <w:bookmarkEnd w:id="38"/>
     </w:p>
     <w:p>
       <w:pPr>
@@ -16657,7 +16814,23 @@
           <w:sz w:val="24"/>
           <w:szCs w:val="24"/>
         </w:rPr>
-        <w:t>Invalid entries trigger an error message and prompt the user to retry.</w:t>
+        <w:t>Invalid e</w:t>
+      </w:r>
+      <w:r>
+        <w:rPr>
+          <w:rFonts w:ascii="Times New Roman" w:hAnsi="Times New Roman" w:cs="Times New Roman"/>
+          <w:sz w:val="24"/>
+          <w:szCs w:val="24"/>
+        </w:rPr>
+        <w:t>ntries trigger</w:t>
+      </w:r>
+      <w:r>
+        <w:rPr>
+          <w:rFonts w:ascii="Times New Roman" w:hAnsi="Times New Roman" w:cs="Times New Roman"/>
+          <w:sz w:val="24"/>
+          <w:szCs w:val="24"/>
+        </w:rPr>
+        <w:t xml:space="preserve"> error message and prompt the user to retry.</w:t>
       </w:r>
     </w:p>
     <w:p>
@@ -16680,7 +16853,7 @@
           <w:rFonts w:ascii="Times New Roman" w:hAnsi="Times New Roman" w:cs="Times New Roman"/>
         </w:rPr>
       </w:pPr>
-      <w:bookmarkStart w:id="39" w:name="_Toc236862155"/>
+      <w:bookmarkStart w:id="38" w:name="_Toc236866592"/>
       <w:r>
         <w:rPr>
           <w:rFonts w:ascii="Times New Roman" w:hAnsi="Times New Roman" w:cs="Times New Roman"/>
@@ -16689,7 +16862,7 @@
         <w:lastRenderedPageBreak/>
         <w:t>2. Calculate bill ()</w:t>
       </w:r>
-      <w:bookmarkEnd w:id="39"/>
+      <w:bookmarkEnd w:id="38"/>
       <w:r>
         <w:rPr>
           <w:rFonts w:ascii="Times New Roman" w:hAnsi="Times New Roman" w:cs="Times New Roman"/>
@@ -16857,7 +17030,7 @@
           <w:rFonts w:ascii="Times New Roman" w:hAnsi="Times New Roman" w:cs="Times New Roman"/>
         </w:rPr>
       </w:pPr>
-      <w:bookmarkStart w:id="40" w:name="_Toc236862156"/>
+      <w:bookmarkStart w:id="39" w:name="_Toc236866593"/>
       <w:r>
         <w:rPr>
           <w:rFonts w:ascii="Times New Roman" w:hAnsi="Times New Roman" w:cs="Times New Roman"/>
@@ -16865,7 +17038,7 @@
         </w:rPr>
         <w:t>3. Display bill ()</w:t>
       </w:r>
-      <w:bookmarkEnd w:id="40"/>
+      <w:bookmarkEnd w:id="39"/>
     </w:p>
     <w:p>
       <w:pPr>
@@ -17005,7 +17178,7 @@
           <w:szCs w:val="24"/>
         </w:rPr>
       </w:pPr>
-      <w:bookmarkStart w:id="41" w:name="_Toc236862157"/>
+      <w:bookmarkStart w:id="40" w:name="_Toc236866594"/>
       <w:r>
         <w:rPr>
           <w:rFonts w:ascii="Times New Roman" w:hAnsi="Times New Roman" w:cs="Times New Roman"/>
@@ -17015,7 +17188,7 @@
         </w:rPr>
         <w:t>8.2 Variables Used</w:t>
       </w:r>
-      <w:bookmarkEnd w:id="41"/>
+      <w:bookmarkEnd w:id="40"/>
     </w:p>
     <w:tbl>
       <w:tblPr>
@@ -17880,7 +18053,7 @@
           <w:szCs w:val="24"/>
         </w:rPr>
       </w:pPr>
-      <w:bookmarkStart w:id="42" w:name="_Toc236862158"/>
+      <w:bookmarkStart w:id="41" w:name="_Toc236866595"/>
       <w:r>
         <w:rPr>
           <w:rFonts w:ascii="Times New Roman" w:hAnsi="Times New Roman" w:cs="Times New Roman"/>
@@ -17890,7 +18063,7 @@
         </w:rPr>
         <w:t>8.3 Programming Decisions.</w:t>
       </w:r>
-      <w:bookmarkEnd w:id="42"/>
+      <w:bookmarkEnd w:id="41"/>
     </w:p>
     <w:p>
       <w:pPr>
@@ -18068,20 +18241,24 @@
           <w:sz w:val="24"/>
           <w:szCs w:val="24"/>
         </w:rPr>
-        <w:t xml:space="preserve"> Improve readability (e.g., delivery rate of Rs. 50/km).</w:t>
-      </w:r>
-    </w:p>
-    <w:p>
-      <w:pPr>
-        <w:spacing w:before="100" w:beforeAutospacing="1" w:after="100" w:afterAutospacing="1" w:line="360" w:lineRule="auto"/>
-        <w:ind w:left="720"/>
-        <w:jc w:val="both"/>
+        <w:t xml:space="preserve"> I</w:t>
+      </w:r>
+      <w:r>
         <w:rPr>
           <w:rFonts w:ascii="Times New Roman" w:eastAsia="Times New Roman" w:hAnsi="Times New Roman" w:cs="Times New Roman"/>
           <w:sz w:val="24"/>
           <w:szCs w:val="24"/>
         </w:rPr>
-      </w:pPr>
+        <w:t>mprove readability</w:t>
+      </w:r>
+      <w:r>
+        <w:rPr>
+          <w:rFonts w:ascii="Times New Roman" w:eastAsia="Times New Roman" w:hAnsi="Times New Roman" w:cs="Times New Roman"/>
+          <w:sz w:val="24"/>
+          <w:szCs w:val="24"/>
+        </w:rPr>
+        <w:t>.</w:t>
+      </w:r>
     </w:p>
     <w:p>
       <w:pPr>
@@ -18095,7 +18272,7 @@
           <w:szCs w:val="24"/>
         </w:rPr>
       </w:pPr>
-      <w:bookmarkStart w:id="43" w:name="_Toc236862159"/>
+      <w:bookmarkStart w:id="42" w:name="_Toc236866596"/>
       <w:r>
         <w:rPr>
           <w:rFonts w:ascii="Times New Roman" w:hAnsi="Times New Roman" w:cs="Times New Roman"/>
@@ -18105,108 +18282,234 @@
         </w:rPr>
         <w:t>9. Reflection.</w:t>
       </w:r>
+      <w:bookmarkEnd w:id="42"/>
+    </w:p>
+    <w:p/>
+    <w:p>
+      <w:pPr>
+        <w:spacing w:line="360" w:lineRule="auto"/>
+        <w:jc w:val="both"/>
+        <w:rPr>
+          <w:rFonts w:ascii="Times New Roman" w:hAnsi="Times New Roman" w:cs="Times New Roman"/>
+          <w:sz w:val="24"/>
+          <w:szCs w:val="24"/>
+        </w:rPr>
+      </w:pPr>
+      <w:r>
+        <w:rPr>
+          <w:rFonts w:ascii="Times New Roman" w:hAnsi="Times New Roman" w:cs="Times New Roman"/>
+          <w:sz w:val="24"/>
+          <w:szCs w:val="24"/>
+        </w:rPr>
+        <w:t xml:space="preserve">Building </w:t>
+      </w:r>
+      <w:proofErr w:type="spellStart"/>
+      <w:r>
+        <w:rPr>
+          <w:rFonts w:ascii="Times New Roman" w:hAnsi="Times New Roman" w:cs="Times New Roman"/>
+          <w:sz w:val="24"/>
+          <w:szCs w:val="24"/>
+        </w:rPr>
+        <w:t>QuickBite</w:t>
+      </w:r>
+      <w:proofErr w:type="spellEnd"/>
+      <w:r>
+        <w:rPr>
+          <w:rFonts w:ascii="Times New Roman" w:hAnsi="Times New Roman" w:cs="Times New Roman"/>
+          <w:sz w:val="24"/>
+          <w:szCs w:val="24"/>
+        </w:rPr>
+        <w:t xml:space="preserve"> was a very useful learning process about Python fundamentals such as functions, loops, and validation. The difficulties were mainly in making sure that the discount and delivery conditions were implemented right and also handling the erroneous input via while and try-except.</w:t>
+      </w:r>
+    </w:p>
+    <w:p>
+      <w:pPr>
+        <w:pStyle w:val="Heading2"/>
+        <w:spacing w:line="360" w:lineRule="auto"/>
+        <w:jc w:val="both"/>
+        <w:rPr>
+          <w:rFonts w:ascii="Times New Roman" w:hAnsi="Times New Roman" w:cs="Times New Roman"/>
+          <w:color w:val="70AD47" w:themeColor="accent6"/>
+          <w:sz w:val="24"/>
+          <w:szCs w:val="24"/>
+        </w:rPr>
+      </w:pPr>
+      <w:bookmarkStart w:id="43" w:name="_Toc236866597"/>
+      <w:r>
+        <w:rPr>
+          <w:rFonts w:ascii="Times New Roman" w:hAnsi="Times New Roman" w:cs="Times New Roman"/>
+          <w:color w:val="70AD47" w:themeColor="accent6"/>
+          <w:sz w:val="24"/>
+          <w:szCs w:val="24"/>
+        </w:rPr>
+        <w:t xml:space="preserve">9.1 </w:t>
+      </w:r>
+      <w:r>
+        <w:rPr>
+          <w:rFonts w:ascii="Times New Roman" w:hAnsi="Times New Roman" w:cs="Times New Roman"/>
+          <w:color w:val="70AD47" w:themeColor="accent6"/>
+          <w:sz w:val="24"/>
+          <w:szCs w:val="24"/>
+        </w:rPr>
+        <w:t>Futu</w:t>
+      </w:r>
+      <w:r>
+        <w:rPr>
+          <w:rFonts w:ascii="Times New Roman" w:hAnsi="Times New Roman" w:cs="Times New Roman"/>
+          <w:color w:val="70AD47" w:themeColor="accent6"/>
+          <w:sz w:val="24"/>
+          <w:szCs w:val="24"/>
+        </w:rPr>
+        <w:t>re Enhancements.</w:t>
+      </w:r>
       <w:bookmarkEnd w:id="43"/>
     </w:p>
     <w:p/>
     <w:p>
       <w:pPr>
-        <w:spacing w:line="360" w:lineRule="auto"/>
-        <w:jc w:val="both"/>
-        <w:rPr>
-          <w:rFonts w:ascii="Times New Roman" w:hAnsi="Times New Roman" w:cs="Times New Roman"/>
-          <w:sz w:val="24"/>
-          <w:szCs w:val="24"/>
-        </w:rPr>
-      </w:pPr>
-      <w:r>
-        <w:rPr>
-          <w:rFonts w:ascii="Times New Roman" w:hAnsi="Times New Roman" w:cs="Times New Roman"/>
-          <w:sz w:val="24"/>
-          <w:szCs w:val="24"/>
-        </w:rPr>
-        <w:t>Building QuickBite was a very useful learning process about Python fundamentals such as functions, loops, and validation. The difficulties were mainly in making sure that the discount and delivery conditions were implemented right and also handling the erroneous input via while and try-except.</w:t>
-      </w:r>
-    </w:p>
-    <w:p>
-      <w:pPr>
-        <w:pStyle w:val="Heading2"/>
-        <w:spacing w:line="360" w:lineRule="auto"/>
-        <w:jc w:val="both"/>
-        <w:rPr>
-          <w:rFonts w:ascii="Times New Roman" w:hAnsi="Times New Roman" w:cs="Times New Roman"/>
-          <w:color w:val="70AD47" w:themeColor="accent6"/>
-          <w:sz w:val="24"/>
-          <w:szCs w:val="24"/>
-        </w:rPr>
-      </w:pPr>
-      <w:bookmarkStart w:id="44" w:name="_Toc236862160"/>
-      <w:r>
-        <w:rPr>
-          <w:rFonts w:ascii="Times New Roman" w:hAnsi="Times New Roman" w:cs="Times New Roman"/>
-          <w:color w:val="70AD47" w:themeColor="accent6"/>
-          <w:sz w:val="24"/>
-          <w:szCs w:val="24"/>
-        </w:rPr>
-        <w:t xml:space="preserve">9.1 </w:t>
-      </w:r>
-      <w:r>
-        <w:rPr>
-          <w:rFonts w:ascii="Times New Roman" w:hAnsi="Times New Roman" w:cs="Times New Roman"/>
-          <w:color w:val="70AD47" w:themeColor="accent6"/>
-          <w:sz w:val="24"/>
-          <w:szCs w:val="24"/>
-        </w:rPr>
-        <w:t>Futu</w:t>
-      </w:r>
-      <w:r>
-        <w:rPr>
-          <w:rFonts w:ascii="Times New Roman" w:hAnsi="Times New Roman" w:cs="Times New Roman"/>
-          <w:color w:val="70AD47" w:themeColor="accent6"/>
-          <w:sz w:val="24"/>
-          <w:szCs w:val="24"/>
-        </w:rPr>
-        <w:t>re Enhancements.</w:t>
+        <w:spacing w:line="480" w:lineRule="auto"/>
+        <w:jc w:val="both"/>
+        <w:rPr>
+          <w:sz w:val="24"/>
+          <w:szCs w:val="24"/>
+        </w:rPr>
+      </w:pPr>
+      <w:r>
+        <w:rPr>
+          <w:rFonts w:ascii="Times New Roman" w:hAnsi="Times New Roman" w:cs="Times New Roman"/>
+          <w:sz w:val="24"/>
+          <w:szCs w:val="24"/>
+        </w:rPr>
+        <w:t>Such enhancements can be considered as GUI development, incorporation of the database with history of orders, payment method expansion, and loyalty reward program</w:t>
+      </w:r>
+      <w:r>
+        <w:rPr>
+          <w:sz w:val="24"/>
+          <w:szCs w:val="24"/>
+        </w:rPr>
+        <w:t>.</w:t>
+      </w:r>
+    </w:p>
+    <w:p>
+      <w:pPr>
+        <w:pStyle w:val="Heading1"/>
+        <w:rPr>
+          <w:rFonts w:ascii="Times New Roman" w:hAnsi="Times New Roman" w:cs="Times New Roman"/>
+          <w:color w:val="833C0B" w:themeColor="accent2" w:themeShade="80"/>
+          <w:sz w:val="24"/>
+          <w:szCs w:val="24"/>
+        </w:rPr>
+      </w:pPr>
+      <w:bookmarkStart w:id="44" w:name="_Toc236866598"/>
+      <w:r>
+        <w:rPr>
+          <w:rFonts w:ascii="Times New Roman" w:hAnsi="Times New Roman" w:cs="Times New Roman"/>
+          <w:color w:val="833C0B" w:themeColor="accent2" w:themeShade="80"/>
+          <w:sz w:val="24"/>
+          <w:szCs w:val="24"/>
+        </w:rPr>
+        <w:t>10. References.</w:t>
       </w:r>
       <w:bookmarkEnd w:id="44"/>
     </w:p>
-    <w:p/>
-    <w:p>
-      <w:pPr>
-        <w:spacing w:line="480" w:lineRule="auto"/>
-        <w:jc w:val="both"/>
-        <w:rPr>
-          <w:sz w:val="24"/>
-          <w:szCs w:val="24"/>
-        </w:rPr>
-      </w:pPr>
-      <w:r>
-        <w:rPr>
-          <w:rFonts w:ascii="Times New Roman" w:hAnsi="Times New Roman" w:cs="Times New Roman"/>
+    <w:p>
+      <w:pPr>
+        <w:pStyle w:val="NormalWeb"/>
+      </w:pPr>
+      <w:r>
+        <w:rPr>
+          <w:rFonts w:hAnsi="Symbol"/>
+        </w:rPr>
+        <w:t></w:t>
+      </w:r>
+      <w:r>
+        <w:t xml:space="preserve"> Dawson</w:t>
+      </w:r>
+      <w:r>
+        <w:t xml:space="preserve">, M. (2010). </w:t>
+      </w:r>
+      <w:r>
+        <w:rPr>
+          <w:i/>
+          <w:iCs/>
+        </w:rPr>
+        <w:t>Python Programming for the Absolute Beginne</w:t>
+      </w:r>
+      <w:r>
+        <w:rPr>
+          <w:i/>
+          <w:iCs/>
+        </w:rPr>
+        <w:t>r</w:t>
+      </w:r>
+      <w:r>
+        <w:t>. 3rd ed. Boston: Course Technology.</w:t>
+      </w:r>
+    </w:p>
+    <w:p>
+      <w:pPr>
+        <w:pStyle w:val="NormalWeb"/>
+        <w:rPr>
+          <w:color w:val="0070C0"/>
+        </w:rPr>
+      </w:pPr>
+      <w:r>
+        <w:rPr>
+          <w:rFonts w:hAnsi="Symbol"/>
+        </w:rPr>
+        <w:t></w:t>
+      </w:r>
+      <w:r>
+        <w:t xml:space="preserve"> Python Software Foundation. (2023). </w:t>
+      </w:r>
+      <w:r>
+        <w:rPr>
+          <w:i/>
+          <w:iCs/>
+        </w:rPr>
+        <w:t>Python Documentation</w:t>
+      </w:r>
+      <w:r>
+        <w:t xml:space="preserve">. Available at: </w:t>
+      </w:r>
+      <w:hyperlink r:id="rId40" w:tgtFrame="_blank" w:history="1">
+        <w:r>
+          <w:rPr>
+            <w:rStyle w:val="Hyperlink"/>
+            <w:color w:val="0070C0"/>
+          </w:rPr>
+          <w:t>https://www.python.org/doc/</w:t>
+        </w:r>
+      </w:hyperlink>
+    </w:p>
+    <w:p>
+      <w:pPr>
+        <w:pStyle w:val="NormalWeb"/>
+      </w:pPr>
+      <w:bookmarkStart w:id="45" w:name="_GoBack"/>
+      <w:bookmarkEnd w:id="45"/>
+    </w:p>
+    <w:p>
+      <w:pPr>
+        <w:pStyle w:val="NormalWeb"/>
+      </w:pPr>
+      <w:r>
+        <w:rPr>
           <w:noProof/>
-          <w:sz w:val="24"/>
-          <w:szCs w:val="24"/>
         </w:rPr>
         <w:drawing>
-          <wp:anchor distT="0" distB="0" distL="114300" distR="114300" simplePos="0" relativeHeight="251697152" behindDoc="1" locked="0" layoutInCell="1" allowOverlap="1" wp14:anchorId="4562539C" wp14:editId="682E68ED">
+          <wp:anchor distT="0" distB="0" distL="114300" distR="114300" simplePos="0" relativeHeight="251699200" behindDoc="0" locked="0" layoutInCell="1" allowOverlap="1" wp14:anchorId="20CCB233" wp14:editId="67DD0A65">
             <wp:simplePos x="0" y="0"/>
             <wp:positionH relativeFrom="column">
-              <wp:posOffset>1403350</wp:posOffset>
+              <wp:posOffset>1765300</wp:posOffset>
             </wp:positionH>
             <wp:positionV relativeFrom="paragraph">
-              <wp:posOffset>826135</wp:posOffset>
+              <wp:posOffset>81280</wp:posOffset>
             </wp:positionV>
-            <wp:extent cx="3800475" cy="2273935"/>
-            <wp:effectExtent l="0" t="0" r="9525" b="0"/>
-            <wp:wrapTight wrapText="bothSides">
-              <wp:wrapPolygon edited="0">
-                <wp:start x="0" y="0"/>
-                <wp:lineTo x="0" y="21353"/>
-                <wp:lineTo x="21546" y="21353"/>
-                <wp:lineTo x="21546" y="0"/>
-                <wp:lineTo x="0" y="0"/>
-              </wp:wrapPolygon>
-            </wp:wrapTight>
-            <wp:docPr id="135" name="Picture 135"/>
+            <wp:extent cx="2984500" cy="1657350"/>
+            <wp:effectExtent l="0" t="0" r="6350" b="0"/>
+            <wp:wrapNone/>
+            <wp:docPr id="9" name="Picture 9"/>
             <wp:cNvGraphicFramePr>
               <a:graphicFrameLocks xmlns:a="http://schemas.openxmlformats.org/drawingml/2006/main" noChangeAspect="1"/>
             </wp:cNvGraphicFramePr>
@@ -18214,11 +18517,11 @@
               <a:graphicData uri="http://schemas.openxmlformats.org/drawingml/2006/picture">
                 <pic:pic xmlns:pic="http://schemas.openxmlformats.org/drawingml/2006/picture">
                   <pic:nvPicPr>
-                    <pic:cNvPr id="135" name="A_modern_minimalist_vector_logo_for_a_food_app_named_QuickBi.jpg"/>
+                    <pic:cNvPr id="9" name="A_modern_minimalist_vector_logo_for_a_food_app_named_QuickBi (1).jpg"/>
                     <pic:cNvPicPr/>
                   </pic:nvPicPr>
                   <pic:blipFill>
-                    <a:blip r:embed="rId40" cstate="print">
+                    <a:blip r:embed="rId41" cstate="print">
                       <a:extLst>
                         <a:ext uri="{28A0092B-C50C-407E-A947-70E740481C1C}">
                           <a14:useLocalDpi xmlns:a14="http://schemas.microsoft.com/office/drawing/2010/main" val="0"/>
@@ -18232,7 +18535,7 @@
                   <pic:spPr>
                     <a:xfrm>
                       <a:off x="0" y="0"/>
-                      <a:ext cx="3800475" cy="2273935"/>
+                      <a:ext cx="2984500" cy="1657350"/>
                     </a:xfrm>
                     <a:prstGeom prst="rect">
                       <a:avLst/>
@@ -18250,26 +18553,21 @@
           </wp:anchor>
         </w:drawing>
       </w:r>
-      <w:r>
-        <w:rPr>
-          <w:rFonts w:ascii="Times New Roman" w:hAnsi="Times New Roman" w:cs="Times New Roman"/>
-          <w:sz w:val="24"/>
-          <w:szCs w:val="24"/>
-        </w:rPr>
-        <w:t>Such enhancements can be considered as GUI development, incorporation of the database with history of orders, payment method expansion, and loyalty reward program</w:t>
-      </w:r>
-      <w:r>
-        <w:rPr>
-          <w:sz w:val="24"/>
-          <w:szCs w:val="24"/>
-        </w:rPr>
-        <w:t>.</w:t>
-      </w:r>
+    </w:p>
+    <w:p>
+      <w:pPr>
+        <w:spacing w:line="480" w:lineRule="auto"/>
+        <w:jc w:val="both"/>
+        <w:rPr>
+          <w:sz w:val="24"/>
+          <w:szCs w:val="24"/>
+        </w:rPr>
+      </w:pPr>
     </w:p>
     <w:sectPr>
-      <w:headerReference w:type="default" r:id="rId41"/>
-      <w:footerReference w:type="default" r:id="rId42"/>
-      <w:footerReference w:type="first" r:id="rId43"/>
+      <w:headerReference w:type="default" r:id="rId42"/>
+      <w:footerReference w:type="default" r:id="rId43"/>
+      <w:footerReference w:type="first" r:id="rId44"/>
       <w:pgSz w:w="12240" w:h="15840"/>
       <w:pgMar w:top="720" w:right="720" w:bottom="720" w:left="720" w:header="720" w:footer="720" w:gutter="0"/>
       <w:pgBorders w:offsetFrom="page">
@@ -19399,6 +19697,119 @@
     </w:lvl>
   </w:abstractNum>
   <w:abstractNum w:abstractNumId="8">
+    <w:nsid w:val="209361E9"/>
+    <w:multiLevelType w:val="hybridMultilevel"/>
+    <w:tmpl w:val="D902E142"/>
+    <w:lvl w:ilvl="0" w:tplc="04090001">
+      <w:start w:val="1"/>
+      <w:numFmt w:val="bullet"/>
+      <w:lvlText w:val=""/>
+      <w:lvlJc w:val="left"/>
+      <w:pPr>
+        <w:ind w:left="720" w:hanging="360"/>
+      </w:pPr>
+      <w:rPr>
+        <w:rFonts w:ascii="Symbol" w:hAnsi="Symbol" w:hint="default"/>
+      </w:rPr>
+    </w:lvl>
+    <w:lvl w:ilvl="1" w:tplc="04090003" w:tentative="1">
+      <w:start w:val="1"/>
+      <w:numFmt w:val="bullet"/>
+      <w:lvlText w:val="o"/>
+      <w:lvlJc w:val="left"/>
+      <w:pPr>
+        <w:ind w:left="1440" w:hanging="360"/>
+      </w:pPr>
+      <w:rPr>
+        <w:rFonts w:ascii="Courier New" w:hAnsi="Courier New" w:cs="Courier New" w:hint="default"/>
+      </w:rPr>
+    </w:lvl>
+    <w:lvl w:ilvl="2" w:tplc="04090005" w:tentative="1">
+      <w:start w:val="1"/>
+      <w:numFmt w:val="bullet"/>
+      <w:lvlText w:val=""/>
+      <w:lvlJc w:val="left"/>
+      <w:pPr>
+        <w:ind w:left="2160" w:hanging="360"/>
+      </w:pPr>
+      <w:rPr>
+        <w:rFonts w:ascii="Wingdings" w:hAnsi="Wingdings" w:hint="default"/>
+      </w:rPr>
+    </w:lvl>
+    <w:lvl w:ilvl="3" w:tplc="04090001" w:tentative="1">
+      <w:start w:val="1"/>
+      <w:numFmt w:val="bullet"/>
+      <w:lvlText w:val=""/>
+      <w:lvlJc w:val="left"/>
+      <w:pPr>
+        <w:ind w:left="2880" w:hanging="360"/>
+      </w:pPr>
+      <w:rPr>
+        <w:rFonts w:ascii="Symbol" w:hAnsi="Symbol" w:hint="default"/>
+      </w:rPr>
+    </w:lvl>
+    <w:lvl w:ilvl="4" w:tplc="04090003" w:tentative="1">
+      <w:start w:val="1"/>
+      <w:numFmt w:val="bullet"/>
+      <w:lvlText w:val="o"/>
+      <w:lvlJc w:val="left"/>
+      <w:pPr>
+        <w:ind w:left="3600" w:hanging="360"/>
+      </w:pPr>
+      <w:rPr>
+        <w:rFonts w:ascii="Courier New" w:hAnsi="Courier New" w:cs="Courier New" w:hint="default"/>
+      </w:rPr>
+    </w:lvl>
+    <w:lvl w:ilvl="5" w:tplc="04090005" w:tentative="1">
+      <w:start w:val="1"/>
+      <w:numFmt w:val="bullet"/>
+      <w:lvlText w:val=""/>
+      <w:lvlJc w:val="left"/>
+      <w:pPr>
+        <w:ind w:left="4320" w:hanging="360"/>
+      </w:pPr>
+      <w:rPr>
+        <w:rFonts w:ascii="Wingdings" w:hAnsi="Wingdings" w:hint="default"/>
+      </w:rPr>
+    </w:lvl>
+    <w:lvl w:ilvl="6" w:tplc="04090001" w:tentative="1">
+      <w:start w:val="1"/>
+      <w:numFmt w:val="bullet"/>
+      <w:lvlText w:val=""/>
+      <w:lvlJc w:val="left"/>
+      <w:pPr>
+        <w:ind w:left="5040" w:hanging="360"/>
+      </w:pPr>
+      <w:rPr>
+        <w:rFonts w:ascii="Symbol" w:hAnsi="Symbol" w:hint="default"/>
+      </w:rPr>
+    </w:lvl>
+    <w:lvl w:ilvl="7" w:tplc="04090003" w:tentative="1">
+      <w:start w:val="1"/>
+      <w:numFmt w:val="bullet"/>
+      <w:lvlText w:val="o"/>
+      <w:lvlJc w:val="left"/>
+      <w:pPr>
+        <w:ind w:left="5760" w:hanging="360"/>
+      </w:pPr>
+      <w:rPr>
+        <w:rFonts w:ascii="Courier New" w:hAnsi="Courier New" w:cs="Courier New" w:hint="default"/>
+      </w:rPr>
+    </w:lvl>
+    <w:lvl w:ilvl="8" w:tplc="04090005" w:tentative="1">
+      <w:start w:val="1"/>
+      <w:numFmt w:val="bullet"/>
+      <w:lvlText w:val=""/>
+      <w:lvlJc w:val="left"/>
+      <w:pPr>
+        <w:ind w:left="6480" w:hanging="360"/>
+      </w:pPr>
+      <w:rPr>
+        <w:rFonts w:ascii="Wingdings" w:hAnsi="Wingdings" w:hint="default"/>
+      </w:rPr>
+    </w:lvl>
+  </w:abstractNum>
+  <w:abstractNum w:abstractNumId="9">
     <w:nsid w:val="21543AEB"/>
     <w:multiLevelType w:val="hybridMultilevel"/>
     <w:tmpl w:val="25544BD2"/>
@@ -19511,7 +19922,7 @@
       </w:rPr>
     </w:lvl>
   </w:abstractNum>
-  <w:abstractNum w:abstractNumId="9">
+  <w:abstractNum w:abstractNumId="10">
     <w:nsid w:val="21587374"/>
     <w:multiLevelType w:val="hybridMultilevel"/>
     <w:tmpl w:val="91E47454"/>
@@ -19624,7 +20035,7 @@
       </w:rPr>
     </w:lvl>
   </w:abstractNum>
-  <w:abstractNum w:abstractNumId="10">
+  <w:abstractNum w:abstractNumId="11">
     <w:nsid w:val="292A6442"/>
     <w:multiLevelType w:val="hybridMultilevel"/>
     <w:tmpl w:val="E68C1D50"/>
@@ -19737,7 +20148,7 @@
       </w:rPr>
     </w:lvl>
   </w:abstractNum>
-  <w:abstractNum w:abstractNumId="11">
+  <w:abstractNum w:abstractNumId="12">
     <w:nsid w:val="29990FA9"/>
     <w:multiLevelType w:val="hybridMultilevel"/>
     <w:tmpl w:val="FF5CF778"/>
@@ -19850,7 +20261,7 @@
       </w:rPr>
     </w:lvl>
   </w:abstractNum>
-  <w:abstractNum w:abstractNumId="12">
+  <w:abstractNum w:abstractNumId="13">
     <w:nsid w:val="2A861ECB"/>
     <w:multiLevelType w:val="hybridMultilevel"/>
     <w:tmpl w:val="F3745800"/>
@@ -19963,7 +20374,7 @@
       </w:rPr>
     </w:lvl>
   </w:abstractNum>
-  <w:abstractNum w:abstractNumId="13">
+  <w:abstractNum w:abstractNumId="14">
     <w:nsid w:val="2CF851DD"/>
     <w:multiLevelType w:val="hybridMultilevel"/>
     <w:tmpl w:val="A8C4D93A"/>
@@ -20076,7 +20487,7 @@
       </w:rPr>
     </w:lvl>
   </w:abstractNum>
-  <w:abstractNum w:abstractNumId="14">
+  <w:abstractNum w:abstractNumId="15">
     <w:nsid w:val="2D0F4896"/>
     <w:multiLevelType w:val="hybridMultilevel"/>
     <w:tmpl w:val="D3CE0DF8"/>
@@ -20189,7 +20600,7 @@
       </w:rPr>
     </w:lvl>
   </w:abstractNum>
-  <w:abstractNum w:abstractNumId="15">
+  <w:abstractNum w:abstractNumId="16">
     <w:nsid w:val="303B08C9"/>
     <w:multiLevelType w:val="hybridMultilevel"/>
     <w:tmpl w:val="CF7AF4D0"/>
@@ -20302,7 +20713,7 @@
       </w:rPr>
     </w:lvl>
   </w:abstractNum>
-  <w:abstractNum w:abstractNumId="16">
+  <w:abstractNum w:abstractNumId="17">
     <w:nsid w:val="324D7E15"/>
     <w:multiLevelType w:val="multilevel"/>
     <w:tmpl w:val="752EC8D2"/>
@@ -20451,7 +20862,7 @@
       </w:rPr>
     </w:lvl>
   </w:abstractNum>
-  <w:abstractNum w:abstractNumId="17">
+  <w:abstractNum w:abstractNumId="18">
     <w:nsid w:val="346968D3"/>
     <w:multiLevelType w:val="multilevel"/>
     <w:tmpl w:val="4F1A162E"/>
@@ -20600,7 +21011,7 @@
       </w:rPr>
     </w:lvl>
   </w:abstractNum>
-  <w:abstractNum w:abstractNumId="18">
+  <w:abstractNum w:abstractNumId="19">
     <w:nsid w:val="36343237"/>
     <w:multiLevelType w:val="hybridMultilevel"/>
     <w:tmpl w:val="63D09AE4"/>
@@ -20713,7 +21124,7 @@
       </w:rPr>
     </w:lvl>
   </w:abstractNum>
-  <w:abstractNum w:abstractNumId="19">
+  <w:abstractNum w:abstractNumId="20">
     <w:nsid w:val="38E27FC2"/>
     <w:multiLevelType w:val="multilevel"/>
     <w:tmpl w:val="00562C16"/>
@@ -20862,7 +21273,7 @@
       </w:rPr>
     </w:lvl>
   </w:abstractNum>
-  <w:abstractNum w:abstractNumId="20">
+  <w:abstractNum w:abstractNumId="21">
     <w:nsid w:val="395F2521"/>
     <w:multiLevelType w:val="hybridMultilevel"/>
     <w:tmpl w:val="077457B0"/>
@@ -20952,7 +21363,7 @@
       </w:pPr>
     </w:lvl>
   </w:abstractNum>
-  <w:abstractNum w:abstractNumId="21">
+  <w:abstractNum w:abstractNumId="22">
     <w:nsid w:val="40CE6906"/>
     <w:multiLevelType w:val="hybridMultilevel"/>
     <w:tmpl w:val="B90459AA"/>
@@ -21065,7 +21476,7 @@
       </w:rPr>
     </w:lvl>
   </w:abstractNum>
-  <w:abstractNum w:abstractNumId="22">
+  <w:abstractNum w:abstractNumId="23">
     <w:nsid w:val="41EE166E"/>
     <w:multiLevelType w:val="hybridMultilevel"/>
     <w:tmpl w:val="E7904266"/>
@@ -21178,7 +21589,7 @@
       </w:rPr>
     </w:lvl>
   </w:abstractNum>
-  <w:abstractNum w:abstractNumId="23">
+  <w:abstractNum w:abstractNumId="24">
     <w:nsid w:val="43182328"/>
     <w:multiLevelType w:val="multilevel"/>
     <w:tmpl w:val="E02E0566"/>
@@ -21295,7 +21706,7 @@
       </w:pPr>
     </w:lvl>
   </w:abstractNum>
-  <w:abstractNum w:abstractNumId="24">
+  <w:abstractNum w:abstractNumId="25">
     <w:nsid w:val="4B472CEA"/>
     <w:multiLevelType w:val="hybridMultilevel"/>
     <w:tmpl w:val="26D29E1C"/>
@@ -21408,7 +21819,7 @@
       </w:rPr>
     </w:lvl>
   </w:abstractNum>
-  <w:abstractNum w:abstractNumId="25">
+  <w:abstractNum w:abstractNumId="26">
     <w:nsid w:val="54D24251"/>
     <w:multiLevelType w:val="hybridMultilevel"/>
     <w:tmpl w:val="A19436AC"/>
@@ -21521,7 +21932,7 @@
       </w:rPr>
     </w:lvl>
   </w:abstractNum>
-  <w:abstractNum w:abstractNumId="26">
+  <w:abstractNum w:abstractNumId="27">
     <w:nsid w:val="56A70DC8"/>
     <w:multiLevelType w:val="hybridMultilevel"/>
     <w:tmpl w:val="CC521154"/>
@@ -21634,7 +22045,7 @@
       </w:rPr>
     </w:lvl>
   </w:abstractNum>
-  <w:abstractNum w:abstractNumId="27">
+  <w:abstractNum w:abstractNumId="28">
     <w:nsid w:val="580F790C"/>
     <w:multiLevelType w:val="hybridMultilevel"/>
     <w:tmpl w:val="4546DDF4"/>
@@ -21747,7 +22158,7 @@
       </w:rPr>
     </w:lvl>
   </w:abstractNum>
-  <w:abstractNum w:abstractNumId="28">
+  <w:abstractNum w:abstractNumId="29">
     <w:nsid w:val="5DCD5A80"/>
     <w:multiLevelType w:val="hybridMultilevel"/>
     <w:tmpl w:val="43767F5A"/>
@@ -21860,7 +22271,7 @@
       </w:rPr>
     </w:lvl>
   </w:abstractNum>
-  <w:abstractNum w:abstractNumId="29">
+  <w:abstractNum w:abstractNumId="30">
     <w:nsid w:val="5EF22234"/>
     <w:multiLevelType w:val="hybridMultilevel"/>
     <w:tmpl w:val="30B02010"/>
@@ -21973,7 +22384,7 @@
       </w:rPr>
     </w:lvl>
   </w:abstractNum>
-  <w:abstractNum w:abstractNumId="30">
+  <w:abstractNum w:abstractNumId="31">
     <w:nsid w:val="63881977"/>
     <w:multiLevelType w:val="hybridMultilevel"/>
     <w:tmpl w:val="512C8D90"/>
@@ -22086,7 +22497,7 @@
       </w:rPr>
     </w:lvl>
   </w:abstractNum>
-  <w:abstractNum w:abstractNumId="31">
+  <w:abstractNum w:abstractNumId="32">
     <w:nsid w:val="64916493"/>
     <w:multiLevelType w:val="hybridMultilevel"/>
     <w:tmpl w:val="4D344CA0"/>
@@ -22199,7 +22610,7 @@
       </w:rPr>
     </w:lvl>
   </w:abstractNum>
-  <w:abstractNum w:abstractNumId="32">
+  <w:abstractNum w:abstractNumId="33">
     <w:nsid w:val="6B671C39"/>
     <w:multiLevelType w:val="hybridMultilevel"/>
     <w:tmpl w:val="D9308CFA"/>
@@ -22312,7 +22723,7 @@
       </w:rPr>
     </w:lvl>
   </w:abstractNum>
-  <w:abstractNum w:abstractNumId="33">
+  <w:abstractNum w:abstractNumId="34">
     <w:nsid w:val="6D6B6F84"/>
     <w:multiLevelType w:val="hybridMultilevel"/>
     <w:tmpl w:val="C214EF76"/>
@@ -22425,7 +22836,7 @@
       </w:rPr>
     </w:lvl>
   </w:abstractNum>
-  <w:abstractNum w:abstractNumId="34">
+  <w:abstractNum w:abstractNumId="35">
     <w:nsid w:val="703623B1"/>
     <w:multiLevelType w:val="hybridMultilevel"/>
     <w:tmpl w:val="D44605CC"/>
@@ -22538,7 +22949,7 @@
       </w:rPr>
     </w:lvl>
   </w:abstractNum>
-  <w:abstractNum w:abstractNumId="35">
+  <w:abstractNum w:abstractNumId="36">
     <w:nsid w:val="716047E8"/>
     <w:multiLevelType w:val="hybridMultilevel"/>
     <w:tmpl w:val="C3064904"/>
@@ -22651,7 +23062,7 @@
       </w:rPr>
     </w:lvl>
   </w:abstractNum>
-  <w:abstractNum w:abstractNumId="36">
+  <w:abstractNum w:abstractNumId="37">
     <w:nsid w:val="751756E7"/>
     <w:multiLevelType w:val="hybridMultilevel"/>
     <w:tmpl w:val="C32868BA"/>
@@ -22737,7 +23148,7 @@
       </w:pPr>
     </w:lvl>
   </w:abstractNum>
-  <w:abstractNum w:abstractNumId="37">
+  <w:abstractNum w:abstractNumId="38">
     <w:nsid w:val="760C6A45"/>
     <w:multiLevelType w:val="hybridMultilevel"/>
     <w:tmpl w:val="6C86C48E"/>
@@ -22850,7 +23261,7 @@
       </w:rPr>
     </w:lvl>
   </w:abstractNum>
-  <w:abstractNum w:abstractNumId="38">
+  <w:abstractNum w:abstractNumId="39">
     <w:nsid w:val="7DEA4310"/>
     <w:multiLevelType w:val="hybridMultilevel"/>
     <w:tmpl w:val="E4E61120"/>
@@ -22963,7 +23374,7 @@
       </w:rPr>
     </w:lvl>
   </w:abstractNum>
-  <w:abstractNum w:abstractNumId="39">
+  <w:abstractNum w:abstractNumId="40">
     <w:nsid w:val="7F0548B6"/>
     <w:multiLevelType w:val="hybridMultilevel"/>
     <w:tmpl w:val="5D1C867C"/>
@@ -23076,7 +23487,7 @@
       </w:rPr>
     </w:lvl>
   </w:abstractNum>
-  <w:abstractNum w:abstractNumId="40">
+  <w:abstractNum w:abstractNumId="41">
     <w:nsid w:val="7FD315E9"/>
     <w:multiLevelType w:val="multilevel"/>
     <w:tmpl w:val="63A29382"/>
@@ -23229,31 +23640,31 @@
     <w:abstractNumId w:val="1"/>
   </w:num>
   <w:num w:numId="2">
-    <w:abstractNumId w:val="20"/>
+    <w:abstractNumId w:val="21"/>
   </w:num>
   <w:num w:numId="3">
     <w:abstractNumId w:val="2"/>
   </w:num>
   <w:num w:numId="4">
-    <w:abstractNumId w:val="26"/>
+    <w:abstractNumId w:val="27"/>
   </w:num>
   <w:num w:numId="5">
-    <w:abstractNumId w:val="11"/>
+    <w:abstractNumId w:val="12"/>
   </w:num>
   <w:num w:numId="6">
-    <w:abstractNumId w:val="23"/>
+    <w:abstractNumId w:val="24"/>
   </w:num>
   <w:num w:numId="7">
-    <w:abstractNumId w:val="36"/>
+    <w:abstractNumId w:val="37"/>
   </w:num>
   <w:num w:numId="8">
-    <w:abstractNumId w:val="19"/>
+    <w:abstractNumId w:val="20"/>
   </w:num>
   <w:num w:numId="9">
-    <w:abstractNumId w:val="40"/>
+    <w:abstractNumId w:val="41"/>
   </w:num>
   <w:num w:numId="10">
-    <w:abstractNumId w:val="16"/>
+    <w:abstractNumId w:val="17"/>
   </w:num>
   <w:num w:numId="11">
     <w:abstractNumId w:val="3"/>
@@ -23262,91 +23673,94 @@
     <w:abstractNumId w:val="4"/>
   </w:num>
   <w:num w:numId="13">
-    <w:abstractNumId w:val="24"/>
+    <w:abstractNumId w:val="25"/>
   </w:num>
   <w:num w:numId="14">
+    <w:abstractNumId w:val="23"/>
+  </w:num>
+  <w:num w:numId="15">
+    <w:abstractNumId w:val="10"/>
+  </w:num>
+  <w:num w:numId="16">
+    <w:abstractNumId w:val="16"/>
+  </w:num>
+  <w:num w:numId="17">
+    <w:abstractNumId w:val="38"/>
+  </w:num>
+  <w:num w:numId="18">
+    <w:abstractNumId w:val="19"/>
+  </w:num>
+  <w:num w:numId="19">
     <w:abstractNumId w:val="22"/>
   </w:num>
-  <w:num w:numId="15">
-    <w:abstractNumId w:val="9"/>
-  </w:num>
-  <w:num w:numId="16">
-    <w:abstractNumId w:val="15"/>
-  </w:num>
-  <w:num w:numId="17">
-    <w:abstractNumId w:val="37"/>
-  </w:num>
-  <w:num w:numId="18">
-    <w:abstractNumId w:val="18"/>
-  </w:num>
-  <w:num w:numId="19">
-    <w:abstractNumId w:val="21"/>
-  </w:num>
   <w:num w:numId="20">
-    <w:abstractNumId w:val="29"/>
+    <w:abstractNumId w:val="30"/>
   </w:num>
   <w:num w:numId="21">
-    <w:abstractNumId w:val="10"/>
+    <w:abstractNumId w:val="11"/>
   </w:num>
   <w:num w:numId="22">
-    <w:abstractNumId w:val="33"/>
+    <w:abstractNumId w:val="34"/>
   </w:num>
   <w:num w:numId="23">
     <w:abstractNumId w:val="7"/>
   </w:num>
   <w:num w:numId="24">
-    <w:abstractNumId w:val="35"/>
+    <w:abstractNumId w:val="36"/>
   </w:num>
   <w:num w:numId="25">
-    <w:abstractNumId w:val="25"/>
+    <w:abstractNumId w:val="26"/>
   </w:num>
   <w:num w:numId="26">
     <w:abstractNumId w:val="6"/>
   </w:num>
   <w:num w:numId="27">
-    <w:abstractNumId w:val="12"/>
+    <w:abstractNumId w:val="13"/>
   </w:num>
   <w:num w:numId="28">
     <w:abstractNumId w:val="0"/>
   </w:num>
   <w:num w:numId="29">
-    <w:abstractNumId w:val="32"/>
+    <w:abstractNumId w:val="33"/>
   </w:num>
   <w:num w:numId="30">
-    <w:abstractNumId w:val="34"/>
+    <w:abstractNumId w:val="35"/>
   </w:num>
   <w:num w:numId="31">
+    <w:abstractNumId w:val="29"/>
+  </w:num>
+  <w:num w:numId="32">
+    <w:abstractNumId w:val="39"/>
+  </w:num>
+  <w:num w:numId="33">
+    <w:abstractNumId w:val="14"/>
+  </w:num>
+  <w:num w:numId="34">
+    <w:abstractNumId w:val="9"/>
+  </w:num>
+  <w:num w:numId="35">
+    <w:abstractNumId w:val="18"/>
+  </w:num>
+  <w:num w:numId="36">
+    <w:abstractNumId w:val="15"/>
+  </w:num>
+  <w:num w:numId="37">
     <w:abstractNumId w:val="28"/>
   </w:num>
-  <w:num w:numId="32">
-    <w:abstractNumId w:val="38"/>
-  </w:num>
-  <w:num w:numId="33">
-    <w:abstractNumId w:val="13"/>
-  </w:num>
-  <w:num w:numId="34">
-    <w:abstractNumId w:val="8"/>
-  </w:num>
-  <w:num w:numId="35">
-    <w:abstractNumId w:val="17"/>
-  </w:num>
-  <w:num w:numId="36">
-    <w:abstractNumId w:val="14"/>
-  </w:num>
-  <w:num w:numId="37">
-    <w:abstractNumId w:val="27"/>
-  </w:num>
   <w:num w:numId="38">
-    <w:abstractNumId w:val="31"/>
+    <w:abstractNumId w:val="32"/>
   </w:num>
   <w:num w:numId="39">
     <w:abstractNumId w:val="5"/>
   </w:num>
   <w:num w:numId="40">
-    <w:abstractNumId w:val="30"/>
+    <w:abstractNumId w:val="31"/>
   </w:num>
   <w:num w:numId="41">
-    <w:abstractNumId w:val="39"/>
+    <w:abstractNumId w:val="40"/>
+  </w:num>
+  <w:num w:numId="42">
+    <w:abstractNumId w:val="8"/>
   </w:num>
   <w:numIdMacAtCleanup w:val="28"/>
 </w:numbering>
@@ -24166,6 +24580,18 @@
       <w:color w:val="2E74B5" w:themeColor="accent1" w:themeShade="BF"/>
     </w:rPr>
   </w:style>
+  <w:style w:type="character" w:styleId="FollowedHyperlink">
+    <w:name w:val="FollowedHyperlink"/>
+    <w:basedOn w:val="DefaultParagraphFont"/>
+    <w:uiPriority w:val="99"/>
+    <w:semiHidden/>
+    <w:unhideWhenUsed/>
+    <w:rsid w:val="004A6682"/>
+    <w:rPr>
+      <w:color w:val="954F72" w:themeColor="followedHyperlink"/>
+      <w:u w:val="single"/>
+    </w:rPr>
+  </w:style>
 </w:styles>
 </file>
 
@@ -24435,7 +24861,7 @@
 </file>
 
 <file path=customXml/itemProps1.xml><?xml version="1.0" encoding="utf-8"?>
-<ds:datastoreItem xmlns:ds="http://schemas.openxmlformats.org/officeDocument/2006/customXml" ds:itemID="{7D631325-33A7-461B-B277-E0086C11E584}">
+<ds:datastoreItem xmlns:ds="http://schemas.openxmlformats.org/officeDocument/2006/customXml" ds:itemID="{5ABC07F7-E0CA-4870-8D3C-32D1A3539662}">
   <ds:schemaRefs>
     <ds:schemaRef ds:uri="http://schemas.openxmlformats.org/officeDocument/2006/bibliography"/>
   </ds:schemaRefs>
